--- a/engine/arcc_study/ARCC_Valuation_Study_08-08-2026_public.docx
+++ b/engine/arcc_study/ARCC_Valuation_Study_08-08-2026_public.docx
@@ -174,7 +174,7 @@
                 <w:color w:val="1C3A36"/>
                 <w:sz w:val="19"/>
               </w:rPr>
-              <w:t>Four lenses put the shares between EGP 48.96 and EGP 68.87, weighting to a central EGP 54.65 against a market price of EGP 59.00 — -7.4%.</w:t>
+              <w:t>Four lenses put the shares between EGP 45.65 and EGP 65.57, weighting to a central EGP 52.90 against a market price of EGP 59.00 — -10.3%.</w:t>
             </w:r>
           </w:p>
         </w:tc>
@@ -357,7 +357,7 @@
                 <w:color w:val="1C3A36"/>
                 <w:sz w:val="18"/>
               </w:rPr>
-              <w:t>55.40</w:t>
+              <w:t>55.21</w:t>
             </w:r>
           </w:p>
         </w:tc>
@@ -393,7 +393,7 @@
                 <w:color w:val="1C3A36"/>
                 <w:sz w:val="18"/>
               </w:rPr>
-              <w:t>-6.1%</w:t>
+              <w:t>-6.4%</w:t>
             </w:r>
           </w:p>
         </w:tc>
@@ -411,7 +411,7 @@
                 <w:color w:val="1C3A36"/>
                 <w:sz w:val="18"/>
               </w:rPr>
-              <w:t>51.8%</w:t>
+              <w:t>48.8%</w:t>
             </w:r>
           </w:p>
         </w:tc>
@@ -448,7 +448,7 @@
                 <w:color w:val="1C3A36"/>
                 <w:sz w:val="18"/>
               </w:rPr>
-              <w:t>48.96</w:t>
+              <w:t>45.65</w:t>
             </w:r>
           </w:p>
         </w:tc>
@@ -484,7 +484,7 @@
                 <w:color w:val="1C3A36"/>
                 <w:sz w:val="18"/>
               </w:rPr>
-              <w:t>-17.0%</w:t>
+              <w:t>-22.6%</w:t>
             </w:r>
           </w:p>
         </w:tc>
@@ -539,7 +539,7 @@
                 <w:color w:val="1C3A36"/>
                 <w:sz w:val="18"/>
               </w:rPr>
-              <w:t>52.95</w:t>
+              <w:t>49.64</w:t>
             </w:r>
           </w:p>
         </w:tc>
@@ -575,7 +575,7 @@
                 <w:color w:val="1C3A36"/>
                 <w:sz w:val="18"/>
               </w:rPr>
-              <w:t>-10.3%</w:t>
+              <w:t>-15.9%</w:t>
             </w:r>
           </w:p>
         </w:tc>
@@ -630,7 +630,7 @@
                 <w:color w:val="1C3A36"/>
                 <w:sz w:val="18"/>
               </w:rPr>
-              <w:t>68.87</w:t>
+              <w:t>65.57</w:t>
             </w:r>
           </w:p>
         </w:tc>
@@ -666,7 +666,7 @@
                 <w:color w:val="1C3A36"/>
                 <w:sz w:val="18"/>
               </w:rPr>
-              <w:t>+16.7%</w:t>
+              <w:t>+11.1%</w:t>
             </w:r>
           </w:p>
         </w:tc>
@@ -725,7 +725,7 @@
                 <w:color w:val="1C3A36"/>
                 <w:sz w:val="18"/>
               </w:rPr>
-              <w:t>54.65</w:t>
+              <w:t>52.90</w:t>
             </w:r>
           </w:p>
         </w:tc>
@@ -765,7 +765,7 @@
                 <w:color w:val="1C3A36"/>
                 <w:sz w:val="18"/>
               </w:rPr>
-              <w:t>-7.4%</w:t>
+              <w:t>-10.3%</w:t>
             </w:r>
           </w:p>
         </w:tc>
@@ -822,7 +822,7 @@
                 <w:color w:val="1C3A36"/>
                 <w:sz w:val="18"/>
               </w:rPr>
-              <w:t>48.96 – 68.87</w:t>
+              <w:t>45.65 – 65.57</w:t>
             </w:r>
           </w:p>
         </w:tc>
@@ -858,7 +858,7 @@
                 <w:color w:val="1C3A36"/>
                 <w:sz w:val="18"/>
               </w:rPr>
-              <w:t>-17.0% to +16.7%</w:t>
+              <w:t>-22.6% to +11.1%</w:t>
             </w:r>
           </w:p>
         </w:tc>
@@ -2855,7 +2855,7 @@
                 <w:color w:val="1C3A36"/>
                 <w:sz w:val="18"/>
               </w:rPr>
-              <w:t>6,279</w:t>
+              <w:t>6,130</w:t>
             </w:r>
           </w:p>
         </w:tc>
@@ -2873,7 +2873,7 @@
                 <w:color w:val="1C3A36"/>
                 <w:sz w:val="18"/>
               </w:rPr>
-              <w:t>8,477</w:t>
+              <w:t>8,277</w:t>
             </w:r>
           </w:p>
         </w:tc>
@@ -2928,7 +2928,7 @@
                 <w:color w:val="1C3A36"/>
                 <w:sz w:val="18"/>
               </w:rPr>
-              <w:t>844</w:t>
+              <w:t>824</w:t>
             </w:r>
           </w:p>
         </w:tc>
@@ -2946,7 +2946,7 @@
                 <w:color w:val="1C3A36"/>
                 <w:sz w:val="18"/>
               </w:rPr>
-              <w:t>1,198</w:t>
+              <w:t>1,170</w:t>
             </w:r>
           </w:p>
         </w:tc>
@@ -3001,7 +3001,7 @@
                 <w:color w:val="1C3A36"/>
                 <w:sz w:val="18"/>
               </w:rPr>
-              <w:t>1,128</w:t>
+              <w:t>1,101</w:t>
             </w:r>
           </w:p>
         </w:tc>
@@ -3019,7 +3019,7 @@
                 <w:color w:val="1C3A36"/>
                 <w:sz w:val="18"/>
               </w:rPr>
-              <w:t>1,601</w:t>
+              <w:t>1,563</w:t>
             </w:r>
           </w:p>
         </w:tc>
@@ -3080,7 +3080,7 @@
                 <w:color w:val="1C3A36"/>
                 <w:sz w:val="18"/>
               </w:rPr>
-              <w:t>1,716</w:t>
+              <w:t>1,676</w:t>
             </w:r>
           </w:p>
         </w:tc>
@@ -3100,7 +3100,7 @@
                 <w:color w:val="1C3A36"/>
                 <w:sz w:val="18"/>
               </w:rPr>
-              <w:t>2,288</w:t>
+              <w:t>2,234</w:t>
             </w:r>
           </w:p>
         </w:tc>
@@ -3155,7 +3155,7 @@
                 <w:color w:val="1C3A36"/>
                 <w:sz w:val="18"/>
               </w:rPr>
-              <w:t>2,709</w:t>
+              <w:t>2,777</w:t>
             </w:r>
           </w:p>
         </w:tc>
@@ -3173,7 +3173,7 @@
                 <w:color w:val="1C3A36"/>
                 <w:sz w:val="18"/>
               </w:rPr>
-              <w:t>3,555</w:t>
+              <w:t>3,670</w:t>
             </w:r>
           </w:p>
         </w:tc>
@@ -3307,7 +3307,7 @@
                 <w:color w:val="1C3A36"/>
                 <w:sz w:val="18"/>
               </w:rPr>
-              <w:t>4,692</w:t>
+              <w:t>5,210</w:t>
             </w:r>
           </w:p>
         </w:tc>
@@ -3327,7 +3327,7 @@
                 <w:color w:val="1C3A36"/>
                 <w:sz w:val="18"/>
               </w:rPr>
-              <w:t>6,138</w:t>
+              <w:t>6,965</w:t>
             </w:r>
           </w:p>
         </w:tc>
@@ -3388,7 +3388,7 @@
                 <w:color w:val="1C3A36"/>
                 <w:sz w:val="18"/>
               </w:rPr>
-              <w:t>36.0%</w:t>
+              <w:t>39.0%</w:t>
             </w:r>
           </w:p>
         </w:tc>
@@ -3408,7 +3408,7 @@
                 <w:color w:val="1C3A36"/>
                 <w:sz w:val="18"/>
               </w:rPr>
-              <w:t>35.0%</w:t>
+              <w:t>38.5%</w:t>
             </w:r>
           </w:p>
         </w:tc>
@@ -4219,7 +4219,7 @@
           <w:color w:val="1C3A36"/>
           <w:sz w:val="21"/>
         </w:rPr>
-        <w:t>That has a direct consequence for the forecast, and it is treated as one. Capital expenditure is NOT set at book depreciation. It is set at the economic maintenance level of USD 4.00 per tonne of installed capacity — about EGP 1,012mn in FY2026 against a book charge of EGP 326mn. Setting capex equal to book depreciation would flatter free cash flow by construction; the cost of refusing to do so is computed in section 1.9 and is worth +13.1% of the cash-flow lens. The audited FY2024 and FY2025 outturns of EGP 912mn and EGP 796mn — USD 4.1 and USD 3.2 a tonne — bracket the assumption, and both of those years carried growth projects as well as maintenance.</w:t>
+        <w:t>That has a direct consequence for the forecast, and it is treated as one. Capital expenditure is NOT set at book depreciation. It is set at the economic maintenance level of USD 4.00 per tonne of installed capacity — about EGP 1,012mn in FY2026 against a book charge of EGP 344mn. Setting capex equal to book depreciation would flatter free cash flow by construction; the cost of refusing to do so is computed in section 1.9 and is worth +12.9% of the cash-flow lens. The audited FY2024 and FY2025 outturns of EGP 912mn and EGP 796mn — USD 4.1 and USD 3.2 a tonne — bracket the assumption, and both of those years carried growth projects as well as maintenance.</w:t>
       </w:r>
     </w:p>
     <w:p>
@@ -4788,7 +4788,7 @@
           <w:color w:val="1C3A36"/>
           <w:sz w:val="21"/>
         </w:rPr>
-        <w:t>One caution belongs next to that number. Adopting the contracted euro rate means the euro debt is NOT compensated for pound depreciation beyond what this study's own currency path already assumes. Loading the euro legs with 6% annual pound depreciation under interest parity gives a pound-equivalent cost of debt of 13.36% — nearly twice the adopted figure. The alternative is computed as a VALUE and not merely described: it is worth +3.1% of the cash-flow lens, because debt is only 4.9% of the capital structure. A large swing in a small weight is still a small effect, and saying so is not the same as dismissing it.</w:t>
+        <w:t>One caution belongs next to that number. Adopting the contracted euro rate means the euro debt is NOT compensated for pound depreciation beyond what this study's own currency path already assumes. Loading the euro legs with 6% annual pound depreciation under interest parity gives a pound-equivalent cost of debt of 13.36% — nearly twice the adopted figure. The alternative is computed as a VALUE and not merely described: it is worth +3.5% of the cash-flow lens, because debt is only 4.9% of the capital structure. A large swing in a small weight is still a small effect, and saying so is not the same as dismissing it.</w:t>
       </w:r>
     </w:p>
     <w:tbl>
@@ -5073,7 +5073,7 @@
                 <w:color w:val="1C3A36"/>
                 <w:sz w:val="18"/>
               </w:rPr>
-              <w:t>0.628</w:t>
+              <w:t>0.928</w:t>
             </w:r>
           </w:p>
         </w:tc>
@@ -5091,7 +5091,7 @@
                 <w:color w:val="1C3A36"/>
                 <w:sz w:val="18"/>
               </w:rPr>
-              <w:t>0.721</w:t>
+              <w:t>1.065</w:t>
             </w:r>
           </w:p>
         </w:tc>
@@ -5183,7 +5183,7 @@
                 <w:color w:val="1C3A36"/>
                 <w:sz w:val="18"/>
               </w:rPr>
-              <w:t>25.46%</w:t>
+              <w:t>28.28%</w:t>
             </w:r>
           </w:p>
         </w:tc>
@@ -5201,7 +5201,7 @@
                 <w:color w:val="1C3A36"/>
                 <w:sz w:val="18"/>
               </w:rPr>
-              <w:t>15.55%</w:t>
+              <w:t>17.95%</w:t>
             </w:r>
           </w:p>
         </w:tc>
@@ -5352,7 +5352,7 @@
                 <w:color w:val="1C3A36"/>
                 <w:sz w:val="18"/>
               </w:rPr>
-              <w:t>24.52%</w:t>
+              <w:t>27.20%</w:t>
             </w:r>
           </w:p>
         </w:tc>
@@ -5372,7 +5372,7 @@
                 <w:color w:val="1C3A36"/>
                 <w:sz w:val="18"/>
               </w:rPr>
-              <w:t>14.53%</w:t>
+              <w:t>16.46%</w:t>
             </w:r>
           </w:p>
         </w:tc>
@@ -5394,7 +5394,7 @@
           <w:color w:val="6E7B77"/>
           <w:sz w:val="17"/>
         </w:rPr>
-        <w:t>Table 6 — The two anchors. The sovereign default spread is netted OUT of the local risk-free rate before a country equity premium is added, so Egypt's default risk is charged once rather than twice; leaving it in would have put the cost of equity at 28.86% instead of 25.46%.</w:t>
+        <w:t>Table 6 — The two anchors. The sovereign default spread is netted OUT of the local risk-free rate before a country equity premium is added, so Egypt's default risk is charged once rather than twice; leaving it in would have put the cost of equity at 31.68% instead of 28.28%.</w:t>
       </w:r>
     </w:p>
     <w:tbl>
@@ -5684,7 +5684,7 @@
                 <w:color w:val="1C3A36"/>
                 <w:sz w:val="18"/>
               </w:rPr>
-              <w:t>24.52%</w:t>
+              <w:t>27.20%</w:t>
             </w:r>
           </w:p>
         </w:tc>
@@ -5702,7 +5702,7 @@
                 <w:color w:val="1C3A36"/>
                 <w:sz w:val="18"/>
               </w:rPr>
-              <w:t>20.73%</w:t>
+              <w:t>23.13%</w:t>
             </w:r>
           </w:p>
         </w:tc>
@@ -5720,7 +5720,7 @@
                 <w:color w:val="1C3A36"/>
                 <w:sz w:val="18"/>
               </w:rPr>
-              <w:t>17.71%</w:t>
+              <w:t>19.87%</w:t>
             </w:r>
           </w:p>
         </w:tc>
@@ -5738,7 +5738,7 @@
                 <w:color w:val="1C3A36"/>
                 <w:sz w:val="18"/>
               </w:rPr>
-              <w:t>15.89%</w:t>
+              <w:t>17.92%</w:t>
             </w:r>
           </w:p>
         </w:tc>
@@ -5756,7 +5756,7 @@
                 <w:color w:val="1C3A36"/>
                 <w:sz w:val="18"/>
               </w:rPr>
-              <w:t>14.53%</w:t>
+              <w:t>16.46%</w:t>
             </w:r>
           </w:p>
         </w:tc>
@@ -5793,7 +5793,7 @@
                 <w:color w:val="1C3A36"/>
                 <w:sz w:val="18"/>
               </w:rPr>
-              <w:t>0.9553</w:t>
+              <w:t>0.9416</w:t>
             </w:r>
           </w:p>
         </w:tc>
@@ -5811,7 +5811,7 @@
                 <w:color w:val="1C3A36"/>
                 <w:sz w:val="18"/>
               </w:rPr>
-              <w:t>0.8306</w:t>
+              <w:t>0.7991</w:t>
             </w:r>
           </w:p>
         </w:tc>
@@ -5829,7 +5829,7 @@
                 <w:color w:val="1C3A36"/>
                 <w:sz w:val="18"/>
               </w:rPr>
-              <w:t>0.6967</w:t>
+              <w:t>0.6577</w:t>
             </w:r>
           </w:p>
         </w:tc>
@@ -5847,7 +5847,7 @@
                 <w:color w:val="1C3A36"/>
                 <w:sz w:val="18"/>
               </w:rPr>
-              <w:t>0.5965</w:t>
+              <w:t>0.5532</w:t>
             </w:r>
           </w:p>
         </w:tc>
@@ -5865,7 +5865,7 @@
                 <w:color w:val="1C3A36"/>
                 <w:sz w:val="18"/>
               </w:rPr>
-              <w:t>0.5178</w:t>
+              <w:t>0.4721</w:t>
             </w:r>
           </w:p>
         </w:tc>
@@ -5901,7 +5901,7 @@
           <w:color w:val="1C3A36"/>
           <w:sz w:val="24"/>
         </w:rPr>
-        <w:t>1.5  Beta, and how weak it is</w:t>
+        <w:t>1.5  Beta, and why it is a peer estimate rather than a regression</w:t>
       </w:r>
     </w:p>
     <w:p>
@@ -5915,7 +5915,7 @@
           <w:color w:val="1C3A36"/>
           <w:sz w:val="21"/>
         </w:rPr>
-        <w:t>The beta is a genuine regression, not a default. Weekly returns over five years against an equal-weight index of the 34 other Egyptian names in the library, with the subject excluded from its own index, give a beta of 0.628 on 257 observations, an R-squared of 9.1% and a standard error of 0.125. The 90% confidence interval is [0.42, 0.83].</w:t>
+        <w:t>This edition changes the beta, and the change is worth setting out plainly because it is the single largest driver of the difference between this valuation and the previous one.</w:t>
       </w:r>
     </w:p>
     <w:p>
@@ -5929,7 +5929,7 @@
           <w:color w:val="1C3A36"/>
           <w:sz w:val="21"/>
         </w:rPr>
-        <w:t>That clears the usability threshold, and it is also STATISTICALLY WEAK — on one of the two tests rather than both, which is worth being precise about. The R-squared of 9.1% sits below the 10% mark, which triggers the flag. The confidence interval spans 0.65 times the point estimate, which does NOT: that test fires at two times and this is well inside it. The estimate is therefore never restated later as though it were precise, and the valuation is shown across a beta range rather than at a point.</w:t>
+        <w:t>The only market index against which an Egyptian Exchange listing can properly be measured is the EGX30. Measured against it, over 4.89 years of weekly returns to 2026-07-16, Arabian Cement returns a beta of 0.698 on 253 observations — with an R-squared of 4.7% and a standard error of 0.228. An R-squared of 4.7% means the index explains under a twentieth of this share's movement. That is below the threshold at which a regression is treated as usable, so the regression is NOT adopted, and its diagnostics are printed here rather than tucked away.</w:t>
       </w:r>
     </w:p>
     <w:p>
@@ -5943,7 +5943,49 @@
           <w:color w:val="1C3A36"/>
           <w:sz w:val="21"/>
         </w:rPr>
-        <w:t>Two cross-checks are run rather than asserted. The share closes unchanged on 12.2% of sessions against an Egyptian library median of 9.0%, and non-synchronous trading biases a contemporaneous beta downward; the lead-lag sum-beta that corrects for it is 0.919, an uplift of 0.291 with a standard error of 0.243 — i.e. an uplift not statistically distinguishable from zero. And a simple prior would put a cyclical, capital-intensive materials business at 1.0 to 1.5, which is above where this regression lands. There is a real reason for that: the company carries no net financial leverage, and unlevered equity genuinely moves less than levered equity. The regression is adopted, the correction is published as a value, and the difference is worth -10.5% of the cash-flow lens.</w:t>
+        <w:t>Earlier editions of this study reported a beta of 0.628 with a materially better R-squared. That figure was measured against a basket assembled from the other Egyptian companies this house follows, rather than against the market. A basket of covered names will always appear to explain a covered name better than the market does, because it is partly made of companies like it; the better statistic was the artefact, not the evidence. It is withdrawn.</w:t>
+      </w:r>
+    </w:p>
+    <w:p>
+      <w:pPr>
+        <w:spacing w:after="120" w:before="0"/>
+      </w:pPr>
+      <w:r>
+        <w:rPr>
+          <w:b w:val="0"/>
+          <w:i w:val="0"/>
+          <w:color w:val="1C3A36"/>
+          <w:sz w:val="21"/>
+        </w:rPr>
+        <w:t>What replaces it is the ordinary fallback when a company's own history cannot carry the estimate: the betas of comparable Egyptian companies. The peer set was named before any of it was measured — Lecico, Egypt Aluminium, Orascom Construction and Egyptian Chemical Industries, the country's building-materials and construction complex — and their betas against the EGX30 are 0.815, 0.919, 0.936, 1.030. The median, 0.928, is adopted. Sinai Cement is the closest business match of all and is deliberately NOT used: its own regression is weaker still, and a second unusable number does not make a usable one. It is reported here as evidence about how thinly this sector trades rather than as an input.</w:t>
+      </w:r>
+    </w:p>
+    <w:p>
+      <w:pPr>
+        <w:spacing w:after="120" w:before="0"/>
+      </w:pPr>
+      <w:r>
+        <w:rPr>
+          <w:b w:val="0"/>
+          <w:i w:val="0"/>
+          <w:color w:val="1C3A36"/>
+          <w:sz w:val="21"/>
+        </w:rPr>
+        <w:t>One step could not be completed and it is flagged rather than passed over. The proper construction strips each peer's own borrowing out of its beta and then adds back the borrowing of the company being valued. That needs each peer's balance sheet, which this study has not sourced, so the peers' betas are used as published. The direction of the omission is not in doubt: Arabian Cement holds more cash than debt while its peers carry borrowings, so completing the step could only LOWER the beta, lower the discount rate and RAISE the value. The figure adopted here is therefore the cautious end of the range, and the valuation is shown across the whole peer spread rather than at a point.</w:t>
+      </w:r>
+    </w:p>
+    <w:p>
+      <w:pPr>
+        <w:spacing w:after="120" w:before="0"/>
+      </w:pPr>
+      <w:r>
+        <w:rPr>
+          <w:b w:val="0"/>
+          <w:i w:val="0"/>
+          <w:color w:val="1C3A36"/>
+          <w:sz w:val="21"/>
+        </w:rPr>
+        <w:t>The consequence is large and is published as a value rather than described: on the withdrawn basket figure the cash-flow lens would read 63.40 against 55.21 on the adopted one, a difference of +14.8%.</w:t>
       </w:r>
     </w:p>
     <w:tbl>
@@ -6124,7 +6166,7 @@
                 <w:color w:val="1C3A36"/>
                 <w:sz w:val="18"/>
               </w:rPr>
-              <w:t>57.47</w:t>
+              <w:t>66.99</w:t>
             </w:r>
           </w:p>
         </w:tc>
@@ -6142,7 +6184,7 @@
                 <w:color w:val="1C3A36"/>
                 <w:sz w:val="18"/>
               </w:rPr>
-              <w:t>52.18</w:t>
+              <w:t>60.11</w:t>
             </w:r>
           </w:p>
         </w:tc>
@@ -6160,7 +6202,7 @@
                 <w:color w:val="1C3A36"/>
                 <w:sz w:val="18"/>
               </w:rPr>
-              <w:t>48.00</w:t>
+              <w:t>54.69</w:t>
             </w:r>
           </w:p>
         </w:tc>
@@ -6178,7 +6220,7 @@
                 <w:color w:val="1C3A36"/>
                 <w:sz w:val="18"/>
               </w:rPr>
-              <w:t>45.39</w:t>
+              <w:t>51.32</w:t>
             </w:r>
           </w:p>
         </w:tc>
@@ -6196,7 +6238,7 @@
                 <w:color w:val="1C3A36"/>
                 <w:sz w:val="18"/>
               </w:rPr>
-              <w:t>43.13</w:t>
+              <w:t>48.41</w:t>
             </w:r>
           </w:p>
         </w:tc>
@@ -6413,7 +6455,7 @@
                 <w:color w:val="1C3A36"/>
                 <w:sz w:val="17"/>
               </w:rPr>
-              <w:t>13,025</w:t>
+              <w:t>13,349</w:t>
             </w:r>
           </w:p>
         </w:tc>
@@ -6431,7 +6473,7 @@
                 <w:color w:val="1C3A36"/>
                 <w:sz w:val="17"/>
               </w:rPr>
-              <w:t>14,155</w:t>
+              <w:t>14,538</w:t>
             </w:r>
           </w:p>
         </w:tc>
@@ -6449,7 +6491,7 @@
                 <w:color w:val="1C3A36"/>
                 <w:sz w:val="17"/>
               </w:rPr>
-              <w:t>15,350</w:t>
+              <w:t>15,798</w:t>
             </w:r>
           </w:p>
         </w:tc>
@@ -6467,7 +6509,7 @@
                 <w:color w:val="1C3A36"/>
                 <w:sz w:val="17"/>
               </w:rPr>
-              <w:t>16,437</w:t>
+              <w:t>16,942</w:t>
             </w:r>
           </w:p>
         </w:tc>
@@ -6485,7 +6527,7 @@
                 <w:color w:val="1C3A36"/>
                 <w:sz w:val="17"/>
               </w:rPr>
-              <w:t>17,524</w:t>
+              <w:t>18,088</w:t>
             </w:r>
           </w:p>
         </w:tc>
@@ -6522,7 +6564,7 @@
                 <w:color w:val="1C3A36"/>
                 <w:sz w:val="17"/>
               </w:rPr>
-              <w:t>4,692</w:t>
+              <w:t>5,210</w:t>
             </w:r>
           </w:p>
         </w:tc>
@@ -6540,7 +6582,7 @@
                 <w:color w:val="1C3A36"/>
                 <w:sz w:val="17"/>
               </w:rPr>
-              <w:t>5,044</w:t>
+              <w:t>5,639</w:t>
             </w:r>
           </w:p>
         </w:tc>
@@ -6558,7 +6600,7 @@
                 <w:color w:val="1C3A36"/>
                 <w:sz w:val="17"/>
               </w:rPr>
-              <w:t>5,439</w:t>
+              <w:t>6,117</w:t>
             </w:r>
           </w:p>
         </w:tc>
@@ -6576,7 +6618,7 @@
                 <w:color w:val="1C3A36"/>
                 <w:sz w:val="17"/>
               </w:rPr>
-              <w:t>5,762</w:t>
+              <w:t>6,515</w:t>
             </w:r>
           </w:p>
         </w:tc>
@@ -6594,7 +6636,7 @@
                 <w:color w:val="1C3A36"/>
                 <w:sz w:val="17"/>
               </w:rPr>
-              <w:t>6,138</w:t>
+              <w:t>6,965</w:t>
             </w:r>
           </w:p>
         </w:tc>
@@ -6631,7 +6673,7 @@
                 <w:color w:val="1C3A36"/>
                 <w:sz w:val="17"/>
               </w:rPr>
-              <w:t>36.0%</w:t>
+              <w:t>39.0%</w:t>
             </w:r>
           </w:p>
         </w:tc>
@@ -6649,7 +6691,7 @@
                 <w:color w:val="1C3A36"/>
                 <w:sz w:val="17"/>
               </w:rPr>
-              <w:t>35.6%</w:t>
+              <w:t>38.8%</w:t>
             </w:r>
           </w:p>
         </w:tc>
@@ -6667,7 +6709,7 @@
                 <w:color w:val="1C3A36"/>
                 <w:sz w:val="17"/>
               </w:rPr>
-              <w:t>35.4%</w:t>
+              <w:t>38.7%</w:t>
             </w:r>
           </w:p>
         </w:tc>
@@ -6685,7 +6727,7 @@
                 <w:color w:val="1C3A36"/>
                 <w:sz w:val="17"/>
               </w:rPr>
-              <w:t>35.1%</w:t>
+              <w:t>38.5%</w:t>
             </w:r>
           </w:p>
         </w:tc>
@@ -6703,7 +6745,7 @@
                 <w:color w:val="1C3A36"/>
                 <w:sz w:val="17"/>
               </w:rPr>
-              <w:t>35.0%</w:t>
+              <w:t>38.5%</w:t>
             </w:r>
           </w:p>
         </w:tc>
@@ -6740,7 +6782,7 @@
                 <w:color w:val="1C3A36"/>
                 <w:sz w:val="17"/>
               </w:rPr>
-              <w:t>326</w:t>
+              <w:t>344</w:t>
             </w:r>
           </w:p>
         </w:tc>
@@ -6758,7 +6800,7 @@
                 <w:color w:val="1C3A36"/>
                 <w:sz w:val="17"/>
               </w:rPr>
-              <w:t>382</w:t>
+              <w:t>404</w:t>
             </w:r>
           </w:p>
         </w:tc>
@@ -6776,7 +6818,7 @@
                 <w:color w:val="1C3A36"/>
                 <w:sz w:val="17"/>
               </w:rPr>
-              <w:t>445</w:t>
+              <w:t>472</w:t>
             </w:r>
           </w:p>
         </w:tc>
@@ -6794,7 +6836,7 @@
                 <w:color w:val="1C3A36"/>
                 <w:sz w:val="17"/>
               </w:rPr>
-              <w:t>510</w:t>
+              <w:t>541</w:t>
             </w:r>
           </w:p>
         </w:tc>
@@ -6812,7 +6854,7 @@
                 <w:color w:val="1C3A36"/>
                 <w:sz w:val="17"/>
               </w:rPr>
-              <w:t>578</w:t>
+              <w:t>615</w:t>
             </w:r>
           </w:p>
         </w:tc>
@@ -6849,7 +6891,7 @@
                 <w:color w:val="1C3A36"/>
                 <w:sz w:val="17"/>
               </w:rPr>
-              <w:t>4,367</w:t>
+              <w:t>4,866</w:t>
             </w:r>
           </w:p>
         </w:tc>
@@ -6867,7 +6909,7 @@
                 <w:color w:val="1C3A36"/>
                 <w:sz w:val="17"/>
               </w:rPr>
-              <w:t>4,662</w:t>
+              <w:t>5,234</w:t>
             </w:r>
           </w:p>
         </w:tc>
@@ -6885,7 +6927,7 @@
                 <w:color w:val="1C3A36"/>
                 <w:sz w:val="17"/>
               </w:rPr>
-              <w:t>4,994</w:t>
+              <w:t>5,645</w:t>
             </w:r>
           </w:p>
         </w:tc>
@@ -6903,7 +6945,7 @@
                 <w:color w:val="1C3A36"/>
                 <w:sz w:val="17"/>
               </w:rPr>
-              <w:t>5,253</w:t>
+              <w:t>5,974</w:t>
             </w:r>
           </w:p>
         </w:tc>
@@ -6921,7 +6963,7 @@
                 <w:color w:val="1C3A36"/>
                 <w:sz w:val="17"/>
               </w:rPr>
-              <w:t>5,559</w:t>
+              <w:t>6,350</w:t>
             </w:r>
           </w:p>
         </w:tc>
@@ -7067,7 +7109,7 @@
                 <w:color w:val="1C3A36"/>
                 <w:sz w:val="17"/>
               </w:rPr>
-              <w:t>3,327</w:t>
+              <w:t>3,707</w:t>
             </w:r>
           </w:p>
         </w:tc>
@@ -7085,7 +7127,7 @@
                 <w:color w:val="1C3A36"/>
                 <w:sz w:val="17"/>
               </w:rPr>
-              <w:t>3,552</w:t>
+              <w:t>3,988</w:t>
             </w:r>
           </w:p>
         </w:tc>
@@ -7103,7 +7145,7 @@
                 <w:color w:val="1C3A36"/>
                 <w:sz w:val="17"/>
               </w:rPr>
-              <w:t>3,804</w:t>
+              <w:t>4,300</w:t>
             </w:r>
           </w:p>
         </w:tc>
@@ -7121,7 +7163,7 @@
                 <w:color w:val="1C3A36"/>
                 <w:sz w:val="17"/>
               </w:rPr>
-              <w:t>4,002</w:t>
+              <w:t>4,551</w:t>
             </w:r>
           </w:p>
         </w:tc>
@@ -7139,7 +7181,7 @@
                 <w:color w:val="1C3A36"/>
                 <w:sz w:val="17"/>
               </w:rPr>
-              <w:t>4,235</w:t>
+              <w:t>4,837</w:t>
             </w:r>
           </w:p>
         </w:tc>
@@ -7176,7 +7218,7 @@
                 <w:color w:val="1C3A36"/>
                 <w:sz w:val="17"/>
               </w:rPr>
-              <w:t>326</w:t>
+              <w:t>344</w:t>
             </w:r>
           </w:p>
         </w:tc>
@@ -7194,7 +7236,7 @@
                 <w:color w:val="1C3A36"/>
                 <w:sz w:val="17"/>
               </w:rPr>
-              <w:t>382</w:t>
+              <w:t>404</w:t>
             </w:r>
           </w:p>
         </w:tc>
@@ -7212,7 +7254,7 @@
                 <w:color w:val="1C3A36"/>
                 <w:sz w:val="17"/>
               </w:rPr>
-              <w:t>445</w:t>
+              <w:t>472</w:t>
             </w:r>
           </w:p>
         </w:tc>
@@ -7230,7 +7272,7 @@
                 <w:color w:val="1C3A36"/>
                 <w:sz w:val="17"/>
               </w:rPr>
-              <w:t>510</w:t>
+              <w:t>541</w:t>
             </w:r>
           </w:p>
         </w:tc>
@@ -7248,7 +7290,7 @@
                 <w:color w:val="1C3A36"/>
                 <w:sz w:val="17"/>
               </w:rPr>
-              <w:t>578</w:t>
+              <w:t>615</w:t>
             </w:r>
           </w:p>
         </w:tc>
@@ -7394,7 +7436,7 @@
                 <w:color w:val="1C3A36"/>
                 <w:sz w:val="17"/>
               </w:rPr>
-              <w:t>(69)</w:t>
+              <w:t>(108)</w:t>
             </w:r>
           </w:p>
         </w:tc>
@@ -7412,7 +7454,7 @@
                 <w:color w:val="1C3A36"/>
                 <w:sz w:val="17"/>
               </w:rPr>
-              <w:t>(136)</w:t>
+              <w:t>(143)</w:t>
             </w:r>
           </w:p>
         </w:tc>
@@ -7430,7 +7472,7 @@
                 <w:color w:val="1C3A36"/>
                 <w:sz w:val="17"/>
               </w:rPr>
-              <w:t>(143)</w:t>
+              <w:t>(151)</w:t>
             </w:r>
           </w:p>
         </w:tc>
@@ -7448,7 +7490,7 @@
                 <w:color w:val="1C3A36"/>
                 <w:sz w:val="17"/>
               </w:rPr>
-              <w:t>(130)</w:t>
+              <w:t>(137)</w:t>
             </w:r>
           </w:p>
         </w:tc>
@@ -7466,7 +7508,7 @@
                 <w:color w:val="1C3A36"/>
                 <w:sz w:val="17"/>
               </w:rPr>
-              <w:t>(131)</w:t>
+              <w:t>(137)</w:t>
             </w:r>
           </w:p>
         </w:tc>
@@ -7507,7 +7549,7 @@
                 <w:color w:val="1C3A36"/>
                 <w:sz w:val="17"/>
               </w:rPr>
-              <w:t>1,072</w:t>
+              <w:t>1,465</w:t>
             </w:r>
           </w:p>
         </w:tc>
@@ -7527,7 +7569,7 @@
                 <w:color w:val="1C3A36"/>
                 <w:sz w:val="17"/>
               </w:rPr>
-              <w:t>2,736</w:t>
+              <w:t>3,187</w:t>
             </w:r>
           </w:p>
         </w:tc>
@@ -7547,7 +7589,7 @@
                 <w:color w:val="1C3A36"/>
                 <w:sz w:val="17"/>
               </w:rPr>
-              <w:t>2,990</w:t>
+              <w:t>3,505</w:t>
             </w:r>
           </w:p>
         </w:tc>
@@ -7567,7 +7609,7 @@
                 <w:color w:val="1C3A36"/>
                 <w:sz w:val="17"/>
               </w:rPr>
-              <w:t>3,209</w:t>
+              <w:t>3,782</w:t>
             </w:r>
           </w:p>
         </w:tc>
@@ -7587,7 +7629,7 @@
                 <w:color w:val="1C3A36"/>
                 <w:sz w:val="17"/>
               </w:rPr>
-              <w:t>3,453</w:t>
+              <w:t>4,084</w:t>
             </w:r>
           </w:p>
         </w:tc>
@@ -7624,7 +7666,7 @@
                 <w:color w:val="1C3A36"/>
                 <w:sz w:val="17"/>
               </w:rPr>
-              <w:t>0.9553</w:t>
+              <w:t>0.9416</w:t>
             </w:r>
           </w:p>
         </w:tc>
@@ -7642,7 +7684,7 @@
                 <w:color w:val="1C3A36"/>
                 <w:sz w:val="17"/>
               </w:rPr>
-              <w:t>0.8306</w:t>
+              <w:t>0.7991</w:t>
             </w:r>
           </w:p>
         </w:tc>
@@ -7660,7 +7702,7 @@
                 <w:color w:val="1C3A36"/>
                 <w:sz w:val="17"/>
               </w:rPr>
-              <w:t>0.6967</w:t>
+              <w:t>0.6577</w:t>
             </w:r>
           </w:p>
         </w:tc>
@@ -7678,7 +7720,7 @@
                 <w:color w:val="1C3A36"/>
                 <w:sz w:val="17"/>
               </w:rPr>
-              <w:t>0.5965</w:t>
+              <w:t>0.5532</w:t>
             </w:r>
           </w:p>
         </w:tc>
@@ -7696,7 +7738,7 @@
                 <w:color w:val="1C3A36"/>
                 <w:sz w:val="17"/>
               </w:rPr>
-              <w:t>0.5178</w:t>
+              <w:t>0.4721</w:t>
             </w:r>
           </w:p>
         </w:tc>
@@ -7737,7 +7779,7 @@
                 <w:color w:val="1C3A36"/>
                 <w:sz w:val="17"/>
               </w:rPr>
-              <w:t>1,024</w:t>
+              <w:t>1,380</w:t>
             </w:r>
           </w:p>
         </w:tc>
@@ -7757,7 +7799,7 @@
                 <w:color w:val="1C3A36"/>
                 <w:sz w:val="17"/>
               </w:rPr>
-              <w:t>2,273</w:t>
+              <w:t>2,547</w:t>
             </w:r>
           </w:p>
         </w:tc>
@@ -7777,7 +7819,7 @@
                 <w:color w:val="1C3A36"/>
                 <w:sz w:val="17"/>
               </w:rPr>
-              <w:t>2,083</w:t>
+              <w:t>2,305</w:t>
             </w:r>
           </w:p>
         </w:tc>
@@ -7797,7 +7839,7 @@
                 <w:color w:val="1C3A36"/>
                 <w:sz w:val="17"/>
               </w:rPr>
-              <w:t>1,914</w:t>
+              <w:t>2,092</w:t>
             </w:r>
           </w:p>
         </w:tc>
@@ -7817,7 +7859,7 @@
                 <w:color w:val="1C3A36"/>
                 <w:sz w:val="17"/>
               </w:rPr>
-              <w:t>1,788</w:t>
+              <w:t>1,928</w:t>
             </w:r>
           </w:p>
         </w:tc>
@@ -7867,7 +7909,7 @@
           <w:color w:val="1C3A36"/>
           <w:sz w:val="21"/>
         </w:rPr>
-        <w:t>The margin path is the central judgement in this forecast, and it deserves stating as one number rather than left inside a table. Local prices are assumed to grow 44.9% in total across the five years while pound costs grow 54.4% — a real erosion of about 7%. The EBITDA margin therefore falls from the audited 39.3% to 35.0% by FY2030, still well above the 23.1% of FY2024 and far above the 22.0% of FY2023. The claim is not that the business deteriorates; it is that part of the 2025 step-change gives back as dormant capacity returns and energy reform continues. A reader who thinks the industry passes cost through faster should read the margin sensitivity in section 7: two points of margin is worth about EGP 5.95 a share.</w:t>
+        <w:t>The margin path is the central judgement in this forecast, and it deserves stating as one number rather than left inside a table. Local prices are assumed to grow 44.9% in total across the five years while pound costs grow 54.4% — a real erosion of about 7%. The EBITDA margin therefore falls from the audited 39.3% to 38.5% by FY2030, still well above the 23.1% of FY2024 and far above the 22.0% of FY2023. The claim is not that the business deteriorates; it is that part of the 2025 step-change gives back as dormant capacity returns and energy reform continues. A reader who thinks the industry passes cost through faster should read the margin sensitivity in section 7: two points of margin is worth about EGP 5.06 a share.</w:t>
       </w:r>
     </w:p>
     <w:p>
@@ -7881,7 +7923,7 @@
           <w:color w:val="1C3A36"/>
           <w:sz w:val="21"/>
         </w:rPr>
-        <w:t>That path is set below the cost path in every year, and this revision changed how it is judged rather than only where it sits. The prior edition justified it against headline inflation of 54.4% — but that is the input-price index, not the cost the model actually charges. Netting the alternative-fuel saving off the materials line, the cash cost per tonne the model charges grows 48.4%, so the real erosion is 2.4% rather than the figure previously printed. The comparison is now made against the cost the model charges.</w:t>
+        <w:t>That path is set below the cost path in every year, and this revision changed how it is judged rather than only where it sits. The prior edition justified it against headline inflation of 54.4% — but that is the input-price index, not the cost the model actually charges. Netting the alternative-fuel saving off the materials line, the cash cost per tonne the model charges grows 44.9%, so the real erosion is -0.0% rather than the figure previously printed. The comparison is now made against the cost the model charges.</w:t>
       </w:r>
     </w:p>
     <w:p>
@@ -7923,7 +7965,7 @@
           <w:color w:val="1C3A36"/>
           <w:sz w:val="21"/>
         </w:rPr>
-        <w:t>One reconciliation belongs here too, because it is the sharpest challenge to the forecast. The first quarter of 2026 — reviewed, not audited, but signed off in May — earned attributable profit of EGP 943mn on revenue of EGP 2,996mn, a gross margin of 42.9% against 40.6% for FY2025 as a whole. Four times that quarter is EGP 3,772mn. This model forecasts EGP 3,424mn for FY2026, -9.2% below the simple annualisation. Margins were still EXPANDING in the first quarter; the forecast assumes they turn. That is the assumption to attack.</w:t>
+        <w:t>One reconciliation belongs here too, because it is the sharpest challenge to the forecast. The first quarter of 2026 — reviewed, not audited, but signed off in May — earned attributable profit of EGP 943mn on revenue of EGP 2,996mn, a gross margin of 42.9% against 40.6% for FY2025 as a whole. Four times that quarter is EGP 3,772mn. This model forecasts EGP 3,804mn for FY2026, +0.8% below the simple annualisation. Margins were still EXPANDING in the first quarter; the forecast assumes they turn. That is the assumption to attack.</w:t>
       </w:r>
     </w:p>
     <w:p>
@@ -8057,7 +8099,7 @@
                 <w:color w:val="1C3A36"/>
                 <w:sz w:val="18"/>
               </w:rPr>
-              <w:t>9,082</w:t>
+              <w:t>10,252</w:t>
             </w:r>
           </w:p>
         </w:tc>
@@ -8075,7 +8117,7 @@
                 <w:color w:val="1C3A36"/>
                 <w:sz w:val="18"/>
               </w:rPr>
-              <w:t>24.23</w:t>
+              <w:t>27.35</w:t>
             </w:r>
           </w:p>
         </w:tc>
@@ -8112,7 +8154,7 @@
                 <w:color w:val="1C3A36"/>
                 <w:sz w:val="18"/>
               </w:rPr>
-              <w:t>9,761</w:t>
+              <w:t>9,757</w:t>
             </w:r>
           </w:p>
         </w:tc>
@@ -8130,7 +8172,7 @@
                 <w:color w:val="1C3A36"/>
                 <w:sz w:val="18"/>
               </w:rPr>
-              <w:t>26.04</w:t>
+              <w:t>26.03</w:t>
             </w:r>
           </w:p>
         </w:tc>
@@ -8171,7 +8213,7 @@
                 <w:color w:val="1C3A36"/>
                 <w:sz w:val="18"/>
               </w:rPr>
-              <w:t>18,843</w:t>
+              <w:t>20,009</w:t>
             </w:r>
           </w:p>
         </w:tc>
@@ -8191,7 +8233,7 @@
                 <w:color w:val="1C3A36"/>
                 <w:sz w:val="18"/>
               </w:rPr>
-              <w:t>50.26</w:t>
+              <w:t>53.38</w:t>
             </w:r>
           </w:p>
         </w:tc>
@@ -8228,7 +8270,7 @@
                 <w:color w:val="1C3A36"/>
                 <w:sz w:val="18"/>
               </w:rPr>
-              <w:t>1,926</w:t>
+              <w:t>687</w:t>
             </w:r>
           </w:p>
         </w:tc>
@@ -8246,7 +8288,7 @@
                 <w:color w:val="1C3A36"/>
                 <w:sz w:val="18"/>
               </w:rPr>
-              <w:t>5.14</w:t>
+              <w:t>1.83</w:t>
             </w:r>
           </w:p>
         </w:tc>
@@ -8342,7 +8384,7 @@
                 <w:color w:val="1C3A36"/>
                 <w:sz w:val="18"/>
               </w:rPr>
-              <w:t>20,769</w:t>
+              <w:t>20,696</w:t>
             </w:r>
           </w:p>
         </w:tc>
@@ -8362,7 +8404,7 @@
                 <w:color w:val="1C3A36"/>
                 <w:sz w:val="18"/>
               </w:rPr>
-              <w:t>55.40</w:t>
+              <w:t>55.21</w:t>
             </w:r>
           </w:p>
         </w:tc>
@@ -8403,7 +8445,7 @@
                 <w:color w:val="1C3A36"/>
                 <w:sz w:val="18"/>
               </w:rPr>
-              <w:t>51.8%</w:t>
+              <w:t>48.8%</w:t>
             </w:r>
           </w:p>
         </w:tc>
@@ -8533,7 +8575,7 @@
                 <w:color w:val="1C3A36"/>
                 <w:sz w:val="18"/>
               </w:rPr>
-              <w:t>-6.1%</w:t>
+              <w:t>-6.4%</w:t>
             </w:r>
           </w:p>
         </w:tc>
@@ -8569,7 +8611,7 @@
           <w:color w:val="1C3A36"/>
           <w:sz w:val="21"/>
         </w:rPr>
-        <w:t>Cash is added at face and is not in the discount rate. The audited balance sheet shows EGP 3,459mn of cash against EGP 1,135mn of interest-bearing debt at 31 December 2025. Rolling that forward on the elapsed part of FY2026 and DEDUCTING the EGP 2,002mn FY2025 dividend — declared and still shown as payable in the March 2026 accounts, so a buyer at today's price does not receive it — puts net cash at EGP 1,926mn at the valuation date, or EGP 5.14 a share. The March 2026 balance sheet is the independent check on that: cash of EGP 4,380mn less debt of EGP 1,261mn less the dividend payable of EGP 2,002mn is EGP 1,117mn at 31 March, four months before the valuation date.</w:t>
+        <w:t>Cash is added at face and is not in the discount rate. The audited balance sheet shows EGP 3,459mn of cash against EGP 1,135mn of interest-bearing debt at 31 December 2025. Rolling that forward on the elapsed part of FY2026 and DEDUCTING the EGP 2,002mn FY2025 dividend — declared and still shown as payable in the March 2026 accounts, so a buyer at today's price does not receive it — puts net cash at EGP 687mn at the valuation date, or EGP 1.83 a share. The March 2026 balance sheet is the independent check on that: cash of EGP 4,380mn less debt of EGP 1,261mn less the dividend payable of EGP 2,002mn is EGP 1,117mn at 31 March, four months before the valuation date.</w:t>
       </w:r>
     </w:p>
     <w:p>
@@ -8597,7 +8639,7 @@
           <w:color w:val="1C3A36"/>
           <w:sz w:val="21"/>
         </w:rPr>
-        <w:t>At 51.8% of enterprise value, the terminal value carries less of this valuation than the two-thirds to four-fifths a long-horizon discounted cash-flow model usually ends up with, and that is a consequence of the 24.5% explicit-window discount rate rather than a design choice — at that rate the fifth forecast year is already discounted to 52% of its face value. The answer therefore depends more on the next five years and less on a perpetuity assumption than is usual, which for a business whose next five years are forecastable from tonnes and disclosed costs is the right place for the weight to sit. It is worth naming the direction of travel honestly: the prior revision put the terminal share at 45.5%, and correcting the price path lifted it because a higher terminal margin loads more value into the perpetuity than into a heavily discounted explicit window. More of the answer rests on the far end than it did.</w:t>
+        <w:t>At 48.8% of enterprise value, the terminal value carries less of this valuation than the two-thirds to four-fifths a long-horizon discounted cash-flow model usually ends up with, and that is a consequence of the 27.2% explicit-window discount rate rather than a design choice — at that rate the fifth forecast year is already discounted to 47% of its face value. The answer therefore depends more on the next five years and less on a perpetuity assumption than is usual, which for a business whose next five years are forecastable from tonnes and disclosed costs is the right place for the weight to sit. It is worth naming the direction of travel honestly: the prior revision put the terminal share at 45.5%, and correcting the price path lifted it because a higher terminal margin loads more value into the perpetuity than into a heavily discounted explicit window. More of the answer rests on the far end than it did.</w:t>
       </w:r>
     </w:p>
     <w:p>
@@ -8667,7 +8709,7 @@
           <w:color w:val="1C3A36"/>
           <w:sz w:val="21"/>
         </w:rPr>
-        <w:t>The terminal block is therefore struck on REPLACEMENT-COST invested capital — EGP 50,481mn, being 5.0Mt at USD 130 a tonne. On that basis the terminal return on capital is 8.8% and the reinvestment rate that 5% growth requires is 56.8% of terminal profit.</w:t>
+        <w:t>The terminal block is therefore struck on REPLACEMENT-COST invested capital — EGP 50,481mn, being 5.0Mt at USD 130 a tonne. On that basis the terminal return on capital is 10.1% and the reinvestment rate that 5% growth requires is 49.7% of terminal profit.</w:t>
       </w:r>
     </w:p>
     <w:p>
@@ -8681,7 +8723,7 @@
           <w:color w:val="1C3A36"/>
           <w:sz w:val="21"/>
         </w:rPr>
-        <w:t>That choice of denominator all but switches the terminal growth rate off, and the reason is worth setting out because the obvious reading of it is wrong. A terminal return of 8.8% against a terminal rate of 14.5% looks like the textbook case in which growth destroys value. It is not the right test. Because reinvestment is growth divided by return on capital, and that return is itself terminal profit grown one year over a fixed capital base, the reinvestment charge collapses to a constant — growth multiplied by invested capital — and the whole terminal block reduces to terminal profit grown one year, less that charge, over the rate less growth. Differentiate it and the growth term vanishes: the DIRECTION of the lever is a constant of the model, and the hurdle is terminal profit over invested capital against the rate over one plus the rate, which is 12.69%. This company sits at 8.39% — -430 basis points above it. Growth therefore adds value, and adds almost none of it: the cash-flow lens is EGP 63.48 at 3% terminal growth and EGP 47.67 at 7%, a spread of -24.9% across four points of perpetual growth. The practical conclusion is the one that matters: on a replacement-cost denominator this plant roughly breaks even on new tonnes, in a market carrying 76Mt of capacity against 54Mt of consumption, so nothing in this valuation is bought with an assumption about perpetual growth. A reader who prefers the book basis should know it lifts the valuation substantially, and should say why a plant carried at a tenth of replacement cost is the right denominator.</w:t>
+        <w:t>That choice of denominator all but switches the terminal growth rate off, and the reason is worth setting out because the obvious reading of it is wrong. A terminal return of 10.1% against a terminal rate of 16.5% looks like the textbook case in which growth destroys value. It is not the right test. Because reinvestment is growth divided by return on capital, and that return is itself terminal profit grown one year over a fixed capital base, the reinvestment charge collapses to a constant — growth multiplied by invested capital — and the whole terminal block reduces to terminal profit grown one year, less that charge, over the rate less growth. Differentiate it and the growth term vanishes: the DIRECTION of the lever is a constant of the model, and the hurdle is terminal profit over invested capital against the rate over one plus the rate, which is 14.13%. This company sits at 9.58% — -455 basis points above it. Growth therefore adds value, and adds almost none of it: the cash-flow lens is EGP 61.64 at 3% terminal growth and EGP 51.05 at 7%, a spread of -17.2% across four points of perpetual growth. The practical conclusion is the one that matters: on a replacement-cost denominator this plant roughly breaks even on new tonnes, in a market carrying 76Mt of capacity against 54Mt of consumption, so nothing in this valuation is bought with an assumption about perpetual growth. A reader who prefers the book basis should know it lifts the valuation substantially, and should say why a plant carried at a tenth of replacement cost is the right denominator.</w:t>
       </w:r>
     </w:p>
     <w:tbl>
@@ -8844,7 +8886,7 @@
                 <w:color w:val="1C3A36"/>
                 <w:sz w:val="18"/>
               </w:rPr>
-              <w:t>21.52%</w:t>
+              <w:t>24.20%</w:t>
             </w:r>
           </w:p>
         </w:tc>
@@ -8862,7 +8904,7 @@
                 <w:color w:val="1C3A36"/>
                 <w:sz w:val="18"/>
               </w:rPr>
-              <w:t>65.44</w:t>
+              <w:t>63.68</w:t>
             </w:r>
           </w:p>
         </w:tc>
@@ -8880,7 +8922,7 @@
                 <w:color w:val="1C3A36"/>
                 <w:sz w:val="18"/>
               </w:rPr>
-              <w:t>62.50</w:t>
+              <w:t>61.59</w:t>
             </w:r>
           </w:p>
         </w:tc>
@@ -8898,7 +8940,7 @@
                 <w:color w:val="1C3A36"/>
                 <w:sz w:val="18"/>
               </w:rPr>
-              <w:t>58.95</w:t>
+              <w:t>59.14</w:t>
             </w:r>
           </w:p>
         </w:tc>
@@ -8916,7 +8958,7 @@
                 <w:color w:val="1C3A36"/>
                 <w:sz w:val="18"/>
               </w:rPr>
-              <w:t>54.57</w:t>
+              <w:t>56.22</w:t>
             </w:r>
           </w:p>
         </w:tc>
@@ -8934,7 +8976,7 @@
                 <w:color w:val="1C3A36"/>
                 <w:sz w:val="18"/>
               </w:rPr>
-              <w:t>49.02</w:t>
+              <w:t>52.68</w:t>
             </w:r>
           </w:p>
         </w:tc>
@@ -8953,7 +8995,7 @@
                 <w:color w:val="1C3A36"/>
                 <w:sz w:val="18"/>
               </w:rPr>
-              <w:t>23.02%</w:t>
+              <w:t>25.70%</w:t>
             </w:r>
           </w:p>
         </w:tc>
@@ -8971,7 +9013,7 @@
                 <w:color w:val="1C3A36"/>
                 <w:sz w:val="18"/>
               </w:rPr>
-              <w:t>64.44</w:t>
+              <w:t>62.65</w:t>
             </w:r>
           </w:p>
         </w:tc>
@@ -8989,7 +9031,7 @@
                 <w:color w:val="1C3A36"/>
                 <w:sz w:val="18"/>
               </w:rPr>
-              <w:t>61.56</w:t>
+              <w:t>60.60</w:t>
             </w:r>
           </w:p>
         </w:tc>
@@ -9007,7 +9049,7 @@
                 <w:color w:val="1C3A36"/>
                 <w:sz w:val="18"/>
               </w:rPr>
-              <w:t>58.08</w:t>
+              <w:t>58.19</w:t>
             </w:r>
           </w:p>
         </w:tc>
@@ -9025,7 +9067,7 @@
                 <w:color w:val="1C3A36"/>
                 <w:sz w:val="18"/>
               </w:rPr>
-              <w:t>53.78</w:t>
+              <w:t>55.33</w:t>
             </w:r>
           </w:p>
         </w:tc>
@@ -9043,7 +9085,7 @@
                 <w:color w:val="1C3A36"/>
                 <w:sz w:val="18"/>
               </w:rPr>
-              <w:t>48.34</w:t>
+              <w:t>51.86</w:t>
             </w:r>
           </w:p>
         </w:tc>
@@ -9062,7 +9104,7 @@
                 <w:color w:val="1C3A36"/>
                 <w:sz w:val="18"/>
               </w:rPr>
-              <w:t>24.52%</w:t>
+              <w:t>27.20%</w:t>
             </w:r>
           </w:p>
         </w:tc>
@@ -9080,7 +9122,7 @@
                 <w:color w:val="1C3A36"/>
                 <w:sz w:val="18"/>
               </w:rPr>
-              <w:t>63.48</w:t>
+              <w:t>61.64</w:t>
             </w:r>
           </w:p>
         </w:tc>
@@ -9098,7 +9140,7 @@
                 <w:color w:val="1C3A36"/>
                 <w:sz w:val="18"/>
               </w:rPr>
-              <w:t>60.65</w:t>
+              <w:t>59.63</w:t>
             </w:r>
           </w:p>
         </w:tc>
@@ -9116,7 +9158,7 @@
                 <w:color w:val="1C3A36"/>
                 <w:sz w:val="18"/>
               </w:rPr>
-              <w:t>57.23</w:t>
+              <w:t>57.27</w:t>
             </w:r>
           </w:p>
         </w:tc>
@@ -9134,7 +9176,7 @@
                 <w:color w:val="1C3A36"/>
                 <w:sz w:val="18"/>
               </w:rPr>
-              <w:t>53.01</w:t>
+              <w:t>54.46</w:t>
             </w:r>
           </w:p>
         </w:tc>
@@ -9152,7 +9194,7 @@
                 <w:color w:val="1C3A36"/>
                 <w:sz w:val="18"/>
               </w:rPr>
-              <w:t>47.67</w:t>
+              <w:t>51.05</w:t>
             </w:r>
           </w:p>
         </w:tc>
@@ -9171,7 +9213,7 @@
                 <w:color w:val="1C3A36"/>
                 <w:sz w:val="18"/>
               </w:rPr>
-              <w:t>26.02%</w:t>
+              <w:t>28.70%</w:t>
             </w:r>
           </w:p>
         </w:tc>
@@ -9189,7 +9231,7 @@
                 <w:color w:val="1C3A36"/>
                 <w:sz w:val="18"/>
               </w:rPr>
-              <w:t>62.53</w:t>
+              <w:t>60.66</w:t>
             </w:r>
           </w:p>
         </w:tc>
@@ -9207,7 +9249,7 @@
                 <w:color w:val="1C3A36"/>
                 <w:sz w:val="18"/>
               </w:rPr>
-              <w:t>59.76</w:t>
+              <w:t>58.69</w:t>
             </w:r>
           </w:p>
         </w:tc>
@@ -9225,7 +9267,7 @@
                 <w:color w:val="1C3A36"/>
                 <w:sz w:val="18"/>
               </w:rPr>
-              <w:t>56.40</w:t>
+              <w:t>56.37</w:t>
             </w:r>
           </w:p>
         </w:tc>
@@ -9243,7 +9285,7 @@
                 <w:color w:val="1C3A36"/>
                 <w:sz w:val="18"/>
               </w:rPr>
-              <w:t>52.26</w:t>
+              <w:t>53.61</w:t>
             </w:r>
           </w:p>
         </w:tc>
@@ -9261,7 +9303,7 @@
                 <w:color w:val="1C3A36"/>
                 <w:sz w:val="18"/>
               </w:rPr>
-              <w:t>47.01</w:t>
+              <w:t>50.27</w:t>
             </w:r>
           </w:p>
         </w:tc>
@@ -9280,7 +9322,7 @@
                 <w:color w:val="1C3A36"/>
                 <w:sz w:val="18"/>
               </w:rPr>
-              <w:t>27.52%</w:t>
+              <w:t>30.20%</w:t>
             </w:r>
           </w:p>
         </w:tc>
@@ -9298,7 +9340,7 @@
                 <w:color w:val="1C3A36"/>
                 <w:sz w:val="18"/>
               </w:rPr>
-              <w:t>61.61</w:t>
+              <w:t>59.70</w:t>
             </w:r>
           </w:p>
         </w:tc>
@@ -9316,7 +9358,7 @@
                 <w:color w:val="1C3A36"/>
                 <w:sz w:val="18"/>
               </w:rPr>
-              <w:t>58.89</w:t>
+              <w:t>57.77</w:t>
             </w:r>
           </w:p>
         </w:tc>
@@ -9334,7 +9376,7 @@
                 <w:color w:val="1C3A36"/>
                 <w:sz w:val="18"/>
               </w:rPr>
-              <w:t>55.59</w:t>
+              <w:t>55.49</w:t>
             </w:r>
           </w:p>
         </w:tc>
@@ -9352,7 +9394,7 @@
                 <w:color w:val="1C3A36"/>
                 <w:sz w:val="18"/>
               </w:rPr>
-              <w:t>51.53</w:t>
+              <w:t>52.79</w:t>
             </w:r>
           </w:p>
         </w:tc>
@@ -9370,7 +9412,7 @@
                 <w:color w:val="1C3A36"/>
                 <w:sz w:val="18"/>
               </w:rPr>
-              <w:t>46.38</w:t>
+              <w:t>49.51</w:t>
             </w:r>
           </w:p>
         </w:tc>
@@ -9392,7 +9434,7 @@
           <w:color w:val="6E7B77"/>
           <w:sz w:val="17"/>
         </w:rPr>
-        <w:t>Table 11 — Fair value per share across the explicit-window cost of capital and terminal growth. Growth is the STRONGER of the two levers here and it points DOWN: across a row the value moves EGP 16.41, against EGP 3.82 down a column. The paragraphs above set out why the growth axis is nearly flat — on a replacement-cost denominator this plant sits within -430 basis points of breaking even on new tonnes, so perpetual growth neither creates nor destroys much of anything.</w:t>
+        <w:t>Table 11 — Fair value per share across the explicit-window cost of capital and terminal growth. Growth is the STRONGER of the two levers here and it points DOWN: across a row the value moves EGP 11.00, against EGP 3.98 down a column. The paragraphs above set out why the growth axis is nearly flat — on a replacement-cost denominator this plant sits within -455 basis points of breaking even on new tonnes, so perpetual growth neither creates nor destroys much of anything.</w:t>
       </w:r>
     </w:p>
     <w:p>
@@ -9514,7 +9556,7 @@
                 <w:color w:val="1C3A36"/>
                 <w:sz w:val="18"/>
               </w:rPr>
-              <w:t>12.5%</w:t>
+              <w:t>14.5%</w:t>
             </w:r>
           </w:p>
         </w:tc>
@@ -9533,7 +9575,7 @@
                 <w:color w:val="1C3A36"/>
                 <w:sz w:val="18"/>
               </w:rPr>
-              <w:t>13.5%</w:t>
+              <w:t>15.5%</w:t>
             </w:r>
           </w:p>
         </w:tc>
@@ -9552,7 +9594,7 @@
                 <w:color w:val="1C3A36"/>
                 <w:sz w:val="18"/>
               </w:rPr>
-              <w:t>14.5%</w:t>
+              <w:t>16.5%</w:t>
             </w:r>
           </w:p>
         </w:tc>
@@ -9571,7 +9613,7 @@
                 <w:color w:val="1C3A36"/>
                 <w:sz w:val="18"/>
               </w:rPr>
-              <w:t>15.5%</w:t>
+              <w:t>17.5%</w:t>
             </w:r>
           </w:p>
         </w:tc>
@@ -9590,7 +9632,7 @@
                 <w:color w:val="1C3A36"/>
                 <w:sz w:val="18"/>
               </w:rPr>
-              <w:t>16.5%</w:t>
+              <w:t>18.5%</w:t>
             </w:r>
           </w:p>
         </w:tc>
@@ -9609,7 +9651,7 @@
                 <w:color w:val="1C3A36"/>
                 <w:sz w:val="18"/>
               </w:rPr>
-              <w:t>21.52%</w:t>
+              <w:t>24.20%</w:t>
             </w:r>
           </w:p>
         </w:tc>
@@ -9627,7 +9669,7 @@
                 <w:color w:val="1C3A36"/>
                 <w:sz w:val="18"/>
               </w:rPr>
-              <w:t>68.65</w:t>
+              <w:t>67.28</w:t>
             </w:r>
           </w:p>
         </w:tc>
@@ -9645,7 +9687,7 @@
                 <w:color w:val="1C3A36"/>
                 <w:sz w:val="18"/>
               </w:rPr>
-              <w:t>63.24</w:t>
+              <w:t>62.83</w:t>
             </w:r>
           </w:p>
         </w:tc>
@@ -9663,7 +9705,7 @@
                 <w:color w:val="1C3A36"/>
                 <w:sz w:val="18"/>
               </w:rPr>
-              <w:t>58.95</w:t>
+              <w:t>59.14</w:t>
             </w:r>
           </w:p>
         </w:tc>
@@ -9681,7 +9723,7 @@
                 <w:color w:val="1C3A36"/>
                 <w:sz w:val="18"/>
               </w:rPr>
-              <w:t>55.45</w:t>
+              <w:t>56.03</w:t>
             </w:r>
           </w:p>
         </w:tc>
@@ -9699,7 +9741,7 @@
                 <w:color w:val="1C3A36"/>
                 <w:sz w:val="18"/>
               </w:rPr>
-              <w:t>52.54</w:t>
+              <w:t>53.36</w:t>
             </w:r>
           </w:p>
         </w:tc>
@@ -9718,7 +9760,7 @@
                 <w:color w:val="1C3A36"/>
                 <w:sz w:val="18"/>
               </w:rPr>
-              <w:t>23.02%</w:t>
+              <w:t>25.70%</w:t>
             </w:r>
           </w:p>
         </w:tc>
@@ -9736,7 +9778,7 @@
                 <w:color w:val="1C3A36"/>
                 <w:sz w:val="18"/>
               </w:rPr>
-              <w:t>67.59</w:t>
+              <w:t>66.17</w:t>
             </w:r>
           </w:p>
         </w:tc>
@@ -9754,7 +9796,7 @@
                 <w:color w:val="1C3A36"/>
                 <w:sz w:val="18"/>
               </w:rPr>
-              <w:t>62.29</w:t>
+              <w:t>61.81</w:t>
             </w:r>
           </w:p>
         </w:tc>
@@ -9772,7 +9814,7 @@
                 <w:color w:val="1C3A36"/>
                 <w:sz w:val="18"/>
               </w:rPr>
-              <w:t>58.08</w:t>
+              <w:t>58.19</w:t>
             </w:r>
           </w:p>
         </w:tc>
@@ -9790,7 +9832,7 @@
                 <w:color w:val="1C3A36"/>
                 <w:sz w:val="18"/>
               </w:rPr>
-              <w:t>54.65</w:t>
+              <w:t>55.14</w:t>
             </w:r>
           </w:p>
         </w:tc>
@@ -9808,7 +9850,7 @@
                 <w:color w:val="1C3A36"/>
                 <w:sz w:val="18"/>
               </w:rPr>
-              <w:t>51.79</w:t>
+              <w:t>52.52</w:t>
             </w:r>
           </w:p>
         </w:tc>
@@ -9827,7 +9869,7 @@
                 <w:color w:val="1C3A36"/>
                 <w:sz w:val="18"/>
               </w:rPr>
-              <w:t>24.52%</w:t>
+              <w:t>27.20%</w:t>
             </w:r>
           </w:p>
         </w:tc>
@@ -9845,7 +9887,7 @@
                 <w:color w:val="1C3A36"/>
                 <w:sz w:val="18"/>
               </w:rPr>
-              <w:t>66.56</w:t>
+              <w:t>65.09</w:t>
             </w:r>
           </w:p>
         </w:tc>
@@ -9863,7 +9905,7 @@
                 <w:color w:val="1C3A36"/>
                 <w:sz w:val="18"/>
               </w:rPr>
-              <w:t>61.36</w:t>
+              <w:t>60.82</w:t>
             </w:r>
           </w:p>
         </w:tc>
@@ -9881,7 +9923,7 @@
                 <w:color w:val="1C3A36"/>
                 <w:sz w:val="18"/>
               </w:rPr>
-              <w:t>57.23</w:t>
+              <w:t>57.27</w:t>
             </w:r>
           </w:p>
         </w:tc>
@@ -9899,7 +9941,7 @@
                 <w:color w:val="1C3A36"/>
                 <w:sz w:val="18"/>
               </w:rPr>
-              <w:t>53.86</w:t>
+              <w:t>54.28</w:t>
             </w:r>
           </w:p>
         </w:tc>
@@ -9917,7 +9959,7 @@
                 <w:color w:val="1C3A36"/>
                 <w:sz w:val="18"/>
               </w:rPr>
-              <w:t>51.06</w:t>
+              <w:t>51.71</w:t>
             </w:r>
           </w:p>
         </w:tc>
@@ -9936,7 +9978,7 @@
                 <w:color w:val="1C3A36"/>
                 <w:sz w:val="18"/>
               </w:rPr>
-              <w:t>26.02%</w:t>
+              <w:t>28.70%</w:t>
             </w:r>
           </w:p>
         </w:tc>
@@ -9954,7 +9996,7 @@
                 <w:color w:val="1C3A36"/>
                 <w:sz w:val="18"/>
               </w:rPr>
-              <w:t>65.55</w:t>
+              <w:t>64.03</w:t>
             </w:r>
           </w:p>
         </w:tc>
@@ -9972,7 +10014,7 @@
                 <w:color w:val="1C3A36"/>
                 <w:sz w:val="18"/>
               </w:rPr>
-              <w:t>60.45</w:t>
+              <w:t>59.85</w:t>
             </w:r>
           </w:p>
         </w:tc>
@@ -9990,7 +10032,7 @@
                 <w:color w:val="1C3A36"/>
                 <w:sz w:val="18"/>
               </w:rPr>
-              <w:t>56.40</w:t>
+              <w:t>56.37</w:t>
             </w:r>
           </w:p>
         </w:tc>
@@ -10008,7 +10050,7 @@
                 <w:color w:val="1C3A36"/>
                 <w:sz w:val="18"/>
               </w:rPr>
-              <w:t>53.10</w:t>
+              <w:t>53.44</w:t>
             </w:r>
           </w:p>
         </w:tc>
@@ -10026,7 +10068,7 @@
                 <w:color w:val="1C3A36"/>
                 <w:sz w:val="18"/>
               </w:rPr>
-              <w:t>50.35</w:t>
+              <w:t>50.92</w:t>
             </w:r>
           </w:p>
         </w:tc>
@@ -10045,7 +10087,7 @@
                 <w:color w:val="1C3A36"/>
                 <w:sz w:val="18"/>
               </w:rPr>
-              <w:t>27.52%</w:t>
+              <w:t>30.20%</w:t>
             </w:r>
           </w:p>
         </w:tc>
@@ -10063,7 +10105,7 @@
                 <w:color w:val="1C3A36"/>
                 <w:sz w:val="18"/>
               </w:rPr>
-              <w:t>64.57</w:t>
+              <w:t>63.01</w:t>
             </w:r>
           </w:p>
         </w:tc>
@@ -10081,7 +10123,7 @@
                 <w:color w:val="1C3A36"/>
                 <w:sz w:val="18"/>
               </w:rPr>
-              <w:t>59.57</w:t>
+              <w:t>58.90</w:t>
             </w:r>
           </w:p>
         </w:tc>
@@ -10099,7 +10141,7 @@
                 <w:color w:val="1C3A36"/>
                 <w:sz w:val="18"/>
               </w:rPr>
-              <w:t>55.59</w:t>
+              <w:t>55.49</w:t>
             </w:r>
           </w:p>
         </w:tc>
@@ -10117,7 +10159,7 @@
                 <w:color w:val="1C3A36"/>
                 <w:sz w:val="18"/>
               </w:rPr>
-              <w:t>52.35</w:t>
+              <w:t>52.62</w:t>
             </w:r>
           </w:p>
         </w:tc>
@@ -10135,7 +10177,7 @@
                 <w:color w:val="1C3A36"/>
                 <w:sz w:val="18"/>
               </w:rPr>
-              <w:t>49.66</w:t>
+              <w:t>50.15</w:t>
             </w:r>
           </w:p>
         </w:tc>
@@ -10213,7 +10255,7 @@
           <w:color w:val="1C3A36"/>
           <w:sz w:val="21"/>
         </w:rPr>
-        <w:t>The asset lens values the capacity: 5.0Mt at a justified USD 95 per annual tonne, marked down 27% from a replacement cost of USD 130. Against that, the market is paying USD 80.3 per annual tonne. This lens carries only 8%, and the reason is in the same paragraph as the number: restarting a mothballed line costs a fraction of building one, and 12.6Mt of restart capacity is queuing. Replacement cost is a ceiling here, not a floor.</w:t>
+        <w:t>The asset lens values the capacity: 5.0Mt at a justified USD 95 per annual tonne, marked down 27% from a replacement cost of USD 130. Against that, the market is paying USD 85.2 per annual tonne. This lens carries only 8%, and the reason is in the same paragraph as the number: restarting a mothballed line costs a fraction of building one, and 12.6Mt of restart capacity is queuing. Replacement cost is a ceiling here, not a floor.</w:t>
       </w:r>
     </w:p>
     <w:tbl>
@@ -10390,7 +10432,7 @@
                 <w:color w:val="1C3A36"/>
                 <w:sz w:val="17"/>
               </w:rPr>
-              <w:t>57.12  (+3.1%)</w:t>
+              <w:t>57.14  (+3.5%)</w:t>
             </w:r>
           </w:p>
         </w:tc>
@@ -10409,7 +10451,7 @@
                 <w:color w:val="1C3A36"/>
                 <w:sz w:val="17"/>
               </w:rPr>
-              <w:t>Beta: contemporaneous regression (adopted) vs lead-lag sum-beta</w:t>
+              <w:t>Beta: same-country peer median (adopted, tier 2) vs the own-stock regression against the EGX30 that FAILS the usability gate</w:t>
             </w:r>
           </w:p>
         </w:tc>
@@ -10427,7 +10469,7 @@
                 <w:color w:val="1C3A36"/>
                 <w:sz w:val="17"/>
               </w:rPr>
-              <w:t>0.628</w:t>
+              <w:t>0.928</w:t>
             </w:r>
           </w:p>
         </w:tc>
@@ -10445,7 +10487,7 @@
                 <w:color w:val="1C3A36"/>
                 <w:sz w:val="17"/>
               </w:rPr>
-              <w:t>0.919</w:t>
+              <w:t>0.698</w:t>
             </w:r>
           </w:p>
         </w:tc>
@@ -10463,7 +10505,7 @@
                 <w:color w:val="1C3A36"/>
                 <w:sz w:val="17"/>
               </w:rPr>
-              <w:t>49.58  (-10.5%)</w:t>
+              <w:t>63.40  (+14.8%)</w:t>
             </w:r>
           </w:p>
         </w:tc>
@@ -10536,7 +10578,7 @@
                 <w:color w:val="1C3A36"/>
                 <w:sz w:val="17"/>
               </w:rPr>
-              <w:t>62.66  (+13.1%)</w:t>
+              <w:t>62.32  (+12.9%)</w:t>
             </w:r>
           </w:p>
         </w:tc>
@@ -12633,7 +12675,7 @@
           <w:color w:val="1C3A36"/>
           <w:sz w:val="21"/>
         </w:rPr>
-        <w:t>Strip out the items resolved above and the honest disagreement left is one thing: how fast does the FY2025 margin peak fade. Everything else in the bridge is either a construction error on the published target (the date mismatch, the sub-depreciation capex path, the unfunded terminal growth, the still-outstanding dividend) or a lens-weighting convention that is not a factual dispute at all. A market price of EGP 59.00 sits between this study’s central of EGP 54.65 and EFG’s corrected-for-its-own-errors figure, closer to ours — but a buyer paying spot is not implicitly endorsing either model whole. Splitting the one open question down the middle — EFG’s margin path and this study’s volume path, averaged rather than either side’s optimism taken alone — prices at EGP 57.83, -2.0% against spot. That, not either published figure, is the number this study would defend if forced to name one.</w:t>
+        <w:t>Strip out the items resolved above and the honest disagreement left is one thing: how fast does the FY2025 margin peak fade. Everything else in the bridge is either a construction error on the published target (the date mismatch, the sub-depreciation capex path, the unfunded terminal growth, the still-outstanding dividend) or a lens-weighting convention that is not a factual dispute at all. A market price of EGP 59.00 sits between this study’s central of EGP 52.90 and EFG’s corrected-for-its-own-errors figure, closer to ours — but a buyer paying spot is not implicitly endorsing either model whole. Splitting the one open question down the middle — EFG’s margin path and this study’s volume path, averaged rather than either side’s optimism taken alone — prices at EGP 57.83, -2.0% against spot. That, not either published figure, is the number this study would defend if forced to name one.</w:t>
       </w:r>
     </w:p>
     <w:p>
@@ -14216,7 +14258,7 @@
                 <w:color w:val="1C3A36"/>
                 <w:sz w:val="18"/>
               </w:rPr>
-              <w:t>50.55</w:t>
+              <w:t>51.40</w:t>
             </w:r>
           </w:p>
         </w:tc>
@@ -14234,7 +14276,7 @@
                 <w:color w:val="1C3A36"/>
                 <w:sz w:val="18"/>
               </w:rPr>
-              <w:t>55.40</w:t>
+              <w:t>55.21</w:t>
             </w:r>
           </w:p>
         </w:tc>
@@ -14252,7 +14294,7 @@
                 <w:color w:val="1C3A36"/>
                 <w:sz w:val="18"/>
               </w:rPr>
-              <w:t>64.14</w:t>
+              <w:t>63.34</w:t>
             </w:r>
           </w:p>
         </w:tc>
@@ -14288,7 +14330,7 @@
                 <w:color w:val="1C3A36"/>
                 <w:sz w:val="18"/>
               </w:rPr>
-              <w:t>-6.1%</w:t>
+              <w:t>-6.4%</w:t>
             </w:r>
           </w:p>
         </w:tc>
@@ -14325,7 +14367,7 @@
                 <w:color w:val="1C3A36"/>
                 <w:sz w:val="18"/>
               </w:rPr>
-              <w:t>44.06</w:t>
+              <w:t>41.09</w:t>
             </w:r>
           </w:p>
         </w:tc>
@@ -14343,7 +14385,7 @@
                 <w:color w:val="1C3A36"/>
                 <w:sz w:val="18"/>
               </w:rPr>
-              <w:t>48.96</w:t>
+              <w:t>45.65</w:t>
             </w:r>
           </w:p>
         </w:tc>
@@ -14361,7 +14403,7 @@
                 <w:color w:val="1C3A36"/>
                 <w:sz w:val="18"/>
               </w:rPr>
-              <w:t>53.86</w:t>
+              <w:t>50.22</w:t>
             </w:r>
           </w:p>
         </w:tc>
@@ -14397,7 +14439,7 @@
                 <w:color w:val="1C3A36"/>
                 <w:sz w:val="18"/>
               </w:rPr>
-              <w:t>-17.0%</w:t>
+              <w:t>-22.6%</w:t>
             </w:r>
           </w:p>
         </w:tc>
@@ -14434,7 +14476,7 @@
                 <w:color w:val="1C3A36"/>
                 <w:sz w:val="18"/>
               </w:rPr>
-              <w:t>47.65</w:t>
+              <w:t>44.68</w:t>
             </w:r>
           </w:p>
         </w:tc>
@@ -14452,7 +14494,7 @@
                 <w:color w:val="1C3A36"/>
                 <w:sz w:val="18"/>
               </w:rPr>
-              <w:t>52.95</w:t>
+              <w:t>49.64</w:t>
             </w:r>
           </w:p>
         </w:tc>
@@ -14470,7 +14512,7 @@
                 <w:color w:val="1C3A36"/>
                 <w:sz w:val="18"/>
               </w:rPr>
-              <w:t>58.24</w:t>
+              <w:t>54.60</w:t>
             </w:r>
           </w:p>
         </w:tc>
@@ -14506,7 +14548,7 @@
                 <w:color w:val="1C3A36"/>
                 <w:sz w:val="18"/>
               </w:rPr>
-              <w:t>-10.3%</w:t>
+              <w:t>-15.9%</w:t>
             </w:r>
           </w:p>
         </w:tc>
@@ -14543,7 +14585,7 @@
                 <w:color w:val="1C3A36"/>
                 <w:sz w:val="18"/>
               </w:rPr>
-              <w:t>61.99</w:t>
+              <w:t>59.01</w:t>
             </w:r>
           </w:p>
         </w:tc>
@@ -14561,7 +14603,7 @@
                 <w:color w:val="1C3A36"/>
                 <w:sz w:val="18"/>
               </w:rPr>
-              <w:t>68.87</w:t>
+              <w:t>65.57</w:t>
             </w:r>
           </w:p>
         </w:tc>
@@ -14579,7 +14621,7 @@
                 <w:color w:val="1C3A36"/>
                 <w:sz w:val="18"/>
               </w:rPr>
-              <w:t>75.76</w:t>
+              <w:t>72.13</w:t>
             </w:r>
           </w:p>
         </w:tc>
@@ -14615,7 +14657,7 @@
                 <w:color w:val="1C3A36"/>
                 <w:sz w:val="18"/>
               </w:rPr>
-              <w:t>+16.7%</w:t>
+              <w:t>+11.1%</w:t>
             </w:r>
           </w:p>
         </w:tc>
@@ -14656,7 +14698,7 @@
                 <w:color w:val="1C3A36"/>
                 <w:sz w:val="18"/>
               </w:rPr>
-              <w:t>49.53</w:t>
+              <w:t>48.47</w:t>
             </w:r>
           </w:p>
         </w:tc>
@@ -14676,7 +14718,7 @@
                 <w:color w:val="1C3A36"/>
                 <w:sz w:val="18"/>
               </w:rPr>
-              <w:t>54.65</w:t>
+              <w:t>52.90</w:t>
             </w:r>
           </w:p>
         </w:tc>
@@ -14696,7 +14738,7 @@
                 <w:color w:val="1C3A36"/>
                 <w:sz w:val="18"/>
               </w:rPr>
-              <w:t>61.71</w:t>
+              <w:t>59.50</w:t>
             </w:r>
           </w:p>
         </w:tc>
@@ -14736,7 +14778,7 @@
                 <w:color w:val="1C3A36"/>
                 <w:sz w:val="18"/>
               </w:rPr>
-              <w:t>-7.4%</w:t>
+              <w:t>-10.3%</w:t>
             </w:r>
           </w:p>
         </w:tc>
@@ -14772,7 +14814,7 @@
           <w:color w:val="1C3A36"/>
           <w:sz w:val="21"/>
         </w:rPr>
-        <w:t>The four lenses do not agree, and the pattern of their disagreement is the most useful thing in this study. Two of them sit ABOVE the market price — Asset / replacement cost, at EGP 68.87 — and two sit below: Relative multiples, Normalised earnings and DCF (cash flow), at EGP 48.96 and EGP 52.95 and EGP 55.40. The split is not assets against earnings. It runs between what the plant can be expected to EARN or COST from here, which both land above the market, and what the market is currently willing to PAY for a pound of Egyptian cement earnings, which is what the two multiple-based lenses measure and which lands below. A cement peer group trading at 6.2 times earnings in a country whose policy rate has a two in front of it is not obviously mispricing anything; it is discounting the same restart programme this study discounts, only harder and sooner.</w:t>
+        <w:t>The four lenses do not agree, and the pattern of their disagreement is the most useful thing in this study. Two of them sit ABOVE the market price — Asset / replacement cost, at EGP 65.57 — and two sit below: Relative multiples, Normalised earnings and DCF (cash flow), at EGP 45.65 and EGP 49.64 and EGP 55.21. The split is not assets against earnings. It runs between what the plant can be expected to EARN or COST from here, which both land above the market, and what the market is currently willing to PAY for a pound of Egyptian cement earnings, which is what the two multiple-based lenses measure and which lands below. A cement peer group trading at 6.2 times earnings in a country whose policy rate has a two in front of it is not obviously mispricing anything; it is discounting the same restart programme this study discounts, only harder and sooner.</w:t>
       </w:r>
     </w:p>
     <w:p>
@@ -14786,7 +14828,7 @@
           <w:color w:val="1C3A36"/>
           <w:sz w:val="21"/>
         </w:rPr>
-        <w:t>The weighting resolves that in favour of earnings, at 50%/20%/22%/8%, and gives a central EGP 54.65 against EGP 59.00 — -7.4%. A reader who believes replacement cost is a floor rather than a ceiling would weight the asset lens far more and reach the opposite conclusion. The case against doing so is the 12.6Mt restart programme, and it is a testable one.</w:t>
+        <w:t>The weighting resolves that in favour of earnings, at 50%/20%/22%/8%, and gives a central EGP 52.90 against EGP 59.00 — -10.3%. A reader who believes replacement cost is a floor rather than a ceiling would weight the asset lens far more and reach the opposite conclusion. The case against doing so is the 12.6Mt restart programme, and it is a testable one.</w:t>
       </w:r>
     </w:p>
     <w:p>
@@ -14856,7 +14898,7 @@
           <w:color w:val="1C3A36"/>
           <w:sz w:val="21"/>
         </w:rPr>
-        <w:t>The model assumes a domestic price of EGP 3,085 a tonne in FY2026 and growth below cost inflation thereafter. Two consecutive quarters of realised prices above EGP 4,200 would break that assumption upward; a return toward EGP 3,000 would break it down.</w:t>
+        <w:t>The model assumes a domestic price of EGP 3,328 a tonne in FY2026 and growth below cost inflation thereafter. Two consecutive quarters of realised prices above EGP 4,200 would break that assumption upward; a return toward EGP 3,000 would break it down.</w:t>
       </w:r>
     </w:p>
     <w:p>
@@ -15442,7 +15484,7 @@
           <w:color w:val="1C3A36"/>
           <w:sz w:val="21"/>
         </w:rPr>
-        <w:t>Four reviewers tested the previous edition. Between them they showed that its volume came from an assumed price rather than from the plant, that its FY2025 validation was an identity that could not fail, that its terminal capital was measured in valuation-date pounds against a terminal-year cash flow, that its terminal cost of debt sat 250 basis points below its own terminal risk-free rate, that its terminal risk-free rate used the central bank's near-dated inflation target rather than its medium-term one, that its discount factors applied each year's rate one period late, that its beta was levered twice, and that ten rows of its income statement were labelled one row above their contents. All of that is corrected here. The central fair value moves from EGP 61.30 to EGP 54.65, and the conclusion moves from a premium over the market to a small discount.</w:t>
+        <w:t>Four reviewers tested the previous edition. Between them they showed that its volume came from an assumed price rather than from the plant, that its FY2025 validation was an identity that could not fail, that its terminal capital was measured in valuation-date pounds against a terminal-year cash flow, that its terminal cost of debt sat 250 basis points below its own terminal risk-free rate, that its terminal risk-free rate used the central bank's near-dated inflation target rather than its medium-term one, that its discount factors applied each year's rate one period late, that its beta was levered twice, and that ten rows of its income statement were labelled one row above their contents. All of that is corrected here. The central fair value moves from EGP 61.30 to EGP 52.90, and the conclusion moves from a premium over the market to a small discount.</w:t>
       </w:r>
     </w:p>
     <w:p>
@@ -15505,7 +15547,7 @@
           <w:color w:val="1C3A36"/>
           <w:sz w:val="21"/>
         </w:rPr>
-        <w:t>The blended 7.89% sits above the 5.03% that FY2025 interest over average debt gives and the 3.73% the first quarter of 2026 annualises to, because the book re-based mid-year and interest on assets still under construction is capitalised. Adopting the contracted euro rate also means the euro debt is not compensated for pound depreciation beyond the currency path assumed here; the pound-equivalent alternative is 13.36% and is worth +3.1%.</w:t>
+        <w:t>The blended 7.89% sits above the 5.03% that FY2025 interest over average debt gives and the 3.73% the first quarter of 2026 annualises to, because the book re-based mid-year and interest on assets still under construction is capitalised. Adopting the contracted euro rate also means the euro debt is not compensated for pound depreciation beyond the currency path assumed here; the pound-equivalent alternative is 13.36% and is worth +3.5%.</w:t>
       </w:r>
     </w:p>
     <w:p>
@@ -15547,7 +15589,7 @@
           <w:color w:val="1C3A36"/>
           <w:sz w:val="21"/>
         </w:rPr>
-        <w:t>Return on capital is 60.6% on the audited book and 8.8% on replacement cost. The terminal block uses replacement cost, which leaves the plant roughly breaking even on new tonnes — 8.39% against a hurdle of 12.69%, so four points of terminal growth are worth -24.9% of value and the answer does not rest on the rate. On the book basis growth would be close to free and the valuation materially higher. The case for replacement cost is that the book carries a 2010-vintage plant at a tenth of what one would cost to build today, but a reader is entitled to disagree.</w:t>
+        <w:t>Return on capital is 60.6% on the audited book and 10.1% on replacement cost. The terminal block uses replacement cost, which leaves the plant roughly breaking even on new tonnes — 9.58% against a hurdle of 14.13%, so four points of terminal growth are worth -17.2% of value and the answer does not rest on the rate. On the book basis growth would be close to free and the valuation materially higher. The case for replacement cost is that the book carries a 2010-vintage plant at a tenth of what one would cost to build today, but a reader is entitled to disagree.</w:t>
       </w:r>
     </w:p>
     <w:p>
@@ -15561,14 +15603,14 @@
           <w:color w:val="1C3A36"/>
           <w:sz w:val="21"/>
         </w:rPr>
-        <w:t xml:space="preserve">The beta is weak. </w:t>
+        <w:t xml:space="preserve">The beta is not this company's own. </w:t>
       </w:r>
       <w:r>
         <w:rPr>
           <w:color w:val="1C3A36"/>
           <w:sz w:val="21"/>
         </w:rPr>
-        <w:t>R-squared of 9.1% and a 90% interval of [0.42, 0.83]. The valuation is shown across a beta range for exactly this reason, and the lead-lag correction is published as a value.</w:t>
+        <w:t>Measured against the market index, Arabian Cement's own share history explains too little to be usable — an R-squared of 4.7% — so the discount rate rests on the betas of four comparable Egyptian companies instead. That is the ordinary fallback and it is disclosed, but it means the risk measure in this valuation is a sector estimate rather than a measurement of this share. The valuation is shown across the whole peer spread for exactly that reason.</w:t>
       </w:r>
     </w:p>
     <w:p>
@@ -15699,7 +15741,7 @@
                 <w:color w:val="1C3A36"/>
                 <w:sz w:val="17"/>
               </w:rPr>
-              <w:t>426</w:t>
+              <w:t>-813</w:t>
             </w:r>
           </w:p>
         </w:tc>
@@ -15718,7 +15760,7 @@
                 <w:color w:val="1C3A36"/>
                 <w:sz w:val="17"/>
               </w:rPr>
-              <w:t>1,176</w:t>
+              <w:t>-63</w:t>
             </w:r>
           </w:p>
         </w:tc>
@@ -15737,7 +15779,7 @@
                 <w:color w:val="1C3A36"/>
                 <w:sz w:val="17"/>
               </w:rPr>
-              <w:t>1,926</w:t>
+              <w:t>687</w:t>
             </w:r>
           </w:p>
         </w:tc>
@@ -15756,7 +15798,7 @@
                 <w:color w:val="1C3A36"/>
                 <w:sz w:val="17"/>
               </w:rPr>
-              <w:t>2,676</w:t>
+              <w:t>1,437</w:t>
             </w:r>
           </w:p>
         </w:tc>
@@ -15775,7 +15817,7 @@
                 <w:color w:val="1C3A36"/>
                 <w:sz w:val="17"/>
               </w:rPr>
-              <w:t>3,426</w:t>
+              <w:t>2,187</w:t>
             </w:r>
           </w:p>
         </w:tc>
@@ -15812,7 +15854,7 @@
                 <w:color w:val="1C3A36"/>
                 <w:sz w:val="17"/>
               </w:rPr>
-              <w:t>53.23</w:t>
+              <w:t>53.27</w:t>
             </w:r>
           </w:p>
         </w:tc>
@@ -15830,7 +15872,7 @@
                 <w:color w:val="1C3A36"/>
                 <w:sz w:val="17"/>
               </w:rPr>
-              <w:t>55.23</w:t>
+              <w:t>55.27</w:t>
             </w:r>
           </w:p>
         </w:tc>
@@ -15848,7 +15890,7 @@
                 <w:color w:val="1C3A36"/>
                 <w:sz w:val="17"/>
               </w:rPr>
-              <w:t>57.23</w:t>
+              <w:t>57.27</w:t>
             </w:r>
           </w:p>
         </w:tc>
@@ -15866,7 +15908,7 @@
                 <w:color w:val="1C3A36"/>
                 <w:sz w:val="17"/>
               </w:rPr>
-              <w:t>59.23</w:t>
+              <w:t>59.27</w:t>
             </w:r>
           </w:p>
         </w:tc>
@@ -15884,7 +15926,7 @@
                 <w:color w:val="1C3A36"/>
                 <w:sz w:val="17"/>
               </w:rPr>
-              <w:t>61.23</w:t>
+              <w:t>61.27</w:t>
             </w:r>
           </w:p>
         </w:tc>
@@ -16087,7 +16129,7 @@
                 <w:color w:val="1C3A36"/>
                 <w:sz w:val="17"/>
               </w:rPr>
-              <w:t>45.32</w:t>
+              <w:t>47.15</w:t>
             </w:r>
           </w:p>
         </w:tc>
@@ -16105,7 +16147,7 @@
                 <w:color w:val="1C3A36"/>
                 <w:sz w:val="17"/>
               </w:rPr>
-              <w:t>51.28</w:t>
+              <w:t>52.21</w:t>
             </w:r>
           </w:p>
         </w:tc>
@@ -16123,7 +16165,7 @@
                 <w:color w:val="1C3A36"/>
                 <w:sz w:val="17"/>
               </w:rPr>
-              <w:t>57.23</w:t>
+              <w:t>57.27</w:t>
             </w:r>
           </w:p>
         </w:tc>
@@ -16141,7 +16183,7 @@
                 <w:color w:val="1C3A36"/>
                 <w:sz w:val="17"/>
               </w:rPr>
-              <w:t>63.18</w:t>
+              <w:t>62.33</w:t>
             </w:r>
           </w:p>
         </w:tc>
@@ -16159,7 +16201,7 @@
                 <w:color w:val="1C3A36"/>
                 <w:sz w:val="17"/>
               </w:rPr>
-              <w:t>69.14</w:t>
+              <w:t>67.39</w:t>
             </w:r>
           </w:p>
         </w:tc>
@@ -16509,7 +16551,7 @@
                 <w:color w:val="1C3A36"/>
                 <w:sz w:val="16"/>
               </w:rPr>
-              <w:t>13,025</w:t>
+              <w:t>13,349</w:t>
             </w:r>
           </w:p>
         </w:tc>
@@ -16527,7 +16569,7 @@
                 <w:color w:val="1C3A36"/>
                 <w:sz w:val="16"/>
               </w:rPr>
-              <w:t>14,155</w:t>
+              <w:t>14,538</w:t>
             </w:r>
           </w:p>
         </w:tc>
@@ -16545,7 +16587,7 @@
                 <w:color w:val="1C3A36"/>
                 <w:sz w:val="16"/>
               </w:rPr>
-              <w:t>15,350</w:t>
+              <w:t>15,798</w:t>
             </w:r>
           </w:p>
         </w:tc>
@@ -16563,7 +16605,7 @@
                 <w:color w:val="1C3A36"/>
                 <w:sz w:val="16"/>
               </w:rPr>
-              <w:t>16,437</w:t>
+              <w:t>16,942</w:t>
             </w:r>
           </w:p>
         </w:tc>
@@ -16581,7 +16623,7 @@
                 <w:color w:val="1C3A36"/>
                 <w:sz w:val="16"/>
               </w:rPr>
-              <w:t>17,524</w:t>
+              <w:t>18,088</w:t>
             </w:r>
           </w:p>
         </w:tc>
@@ -16998,7 +17040,7 @@
                 <w:color w:val="1C3A36"/>
                 <w:sz w:val="16"/>
               </w:rPr>
-              <w:t>4,367</w:t>
+              <w:t>4,866</w:t>
             </w:r>
           </w:p>
         </w:tc>
@@ -17016,7 +17058,7 @@
                 <w:color w:val="1C3A36"/>
                 <w:sz w:val="16"/>
               </w:rPr>
-              <w:t>4,662</w:t>
+              <w:t>5,234</w:t>
             </w:r>
           </w:p>
         </w:tc>
@@ -17034,7 +17076,7 @@
                 <w:color w:val="1C3A36"/>
                 <w:sz w:val="16"/>
               </w:rPr>
-              <w:t>4,994</w:t>
+              <w:t>5,645</w:t>
             </w:r>
           </w:p>
         </w:tc>
@@ -17052,7 +17094,7 @@
                 <w:color w:val="1C3A36"/>
                 <w:sz w:val="16"/>
               </w:rPr>
-              <w:t>5,253</w:t>
+              <w:t>5,974</w:t>
             </w:r>
           </w:p>
         </w:tc>
@@ -17070,7 +17112,7 @@
                 <w:color w:val="1C3A36"/>
                 <w:sz w:val="16"/>
               </w:rPr>
-              <w:t>5,559</w:t>
+              <w:t>6,350</w:t>
             </w:r>
           </w:p>
         </w:tc>
@@ -17161,7 +17203,7 @@
                 <w:color w:val="1C3A36"/>
                 <w:sz w:val="16"/>
               </w:rPr>
-              <w:t>326</w:t>
+              <w:t>344</w:t>
             </w:r>
           </w:p>
         </w:tc>
@@ -17179,7 +17221,7 @@
                 <w:color w:val="1C3A36"/>
                 <w:sz w:val="16"/>
               </w:rPr>
-              <w:t>382</w:t>
+              <w:t>404</w:t>
             </w:r>
           </w:p>
         </w:tc>
@@ -17197,7 +17239,7 @@
                 <w:color w:val="1C3A36"/>
                 <w:sz w:val="16"/>
               </w:rPr>
-              <w:t>445</w:t>
+              <w:t>472</w:t>
             </w:r>
           </w:p>
         </w:tc>
@@ -17215,7 +17257,7 @@
                 <w:color w:val="1C3A36"/>
                 <w:sz w:val="16"/>
               </w:rPr>
-              <w:t>510</w:t>
+              <w:t>541</w:t>
             </w:r>
           </w:p>
         </w:tc>
@@ -17233,7 +17275,7 @@
                 <w:color w:val="1C3A36"/>
                 <w:sz w:val="16"/>
               </w:rPr>
-              <w:t>578</w:t>
+              <w:t>615</w:t>
             </w:r>
           </w:p>
         </w:tc>
@@ -17324,7 +17366,7 @@
                 <w:color w:val="1C3A36"/>
                 <w:sz w:val="16"/>
               </w:rPr>
-              <w:t>4,692</w:t>
+              <w:t>5,210</w:t>
             </w:r>
           </w:p>
         </w:tc>
@@ -17342,7 +17384,7 @@
                 <w:color w:val="1C3A36"/>
                 <w:sz w:val="16"/>
               </w:rPr>
-              <w:t>5,044</w:t>
+              <w:t>5,639</w:t>
             </w:r>
           </w:p>
         </w:tc>
@@ -17360,7 +17402,7 @@
                 <w:color w:val="1C3A36"/>
                 <w:sz w:val="16"/>
               </w:rPr>
-              <w:t>5,439</w:t>
+              <w:t>6,117</w:t>
             </w:r>
           </w:p>
         </w:tc>
@@ -17378,7 +17420,7 @@
                 <w:color w:val="1C3A36"/>
                 <w:sz w:val="16"/>
               </w:rPr>
-              <w:t>5,762</w:t>
+              <w:t>6,515</w:t>
             </w:r>
           </w:p>
         </w:tc>
@@ -17396,7 +17438,7 @@
                 <w:color w:val="1C3A36"/>
                 <w:sz w:val="16"/>
               </w:rPr>
-              <w:t>6,138</w:t>
+              <w:t>6,965</w:t>
             </w:r>
           </w:p>
         </w:tc>
@@ -17487,7 +17529,7 @@
                 <w:color w:val="1C3A36"/>
                 <w:sz w:val="16"/>
               </w:rPr>
-              <w:t>36.0%</w:t>
+              <w:t>39.0%</w:t>
             </w:r>
           </w:p>
         </w:tc>
@@ -17505,7 +17547,7 @@
                 <w:color w:val="1C3A36"/>
                 <w:sz w:val="16"/>
               </w:rPr>
-              <w:t>35.6%</w:t>
+              <w:t>38.8%</w:t>
             </w:r>
           </w:p>
         </w:tc>
@@ -17523,7 +17565,7 @@
                 <w:color w:val="1C3A36"/>
                 <w:sz w:val="16"/>
               </w:rPr>
-              <w:t>35.4%</w:t>
+              <w:t>38.7%</w:t>
             </w:r>
           </w:p>
         </w:tc>
@@ -17541,7 +17583,7 @@
                 <w:color w:val="1C3A36"/>
                 <w:sz w:val="16"/>
               </w:rPr>
-              <w:t>35.1%</w:t>
+              <w:t>38.5%</w:t>
             </w:r>
           </w:p>
         </w:tc>
@@ -17559,7 +17601,7 @@
                 <w:color w:val="1C3A36"/>
                 <w:sz w:val="16"/>
               </w:rPr>
-              <w:t>35.0%</w:t>
+              <w:t>38.5%</w:t>
             </w:r>
           </w:p>
         </w:tc>
@@ -17668,7 +17710,7 @@
                 <w:color w:val="1C3A36"/>
                 <w:sz w:val="16"/>
               </w:rPr>
-              <w:t>200</w:t>
+              <w:t>219</w:t>
             </w:r>
           </w:p>
         </w:tc>
@@ -17686,7 +17728,7 @@
                 <w:color w:val="1C3A36"/>
                 <w:sz w:val="16"/>
               </w:rPr>
-              <w:t>279</w:t>
+              <w:t>323</w:t>
             </w:r>
           </w:p>
         </w:tc>
@@ -17704,7 +17746,7 @@
                 <w:color w:val="1C3A36"/>
                 <w:sz w:val="16"/>
               </w:rPr>
-              <w:t>364</w:t>
+              <w:t>434</w:t>
             </w:r>
           </w:p>
         </w:tc>
@@ -17722,7 +17764,7 @@
                 <w:color w:val="1C3A36"/>
                 <w:sz w:val="16"/>
               </w:rPr>
-              <w:t>469</w:t>
+              <w:t>567</w:t>
             </w:r>
           </w:p>
         </w:tc>
@@ -17813,7 +17855,7 @@
                 <w:color w:val="1C3A36"/>
                 <w:sz w:val="16"/>
               </w:rPr>
-              <w:t>4,494</w:t>
+              <w:t>4,993</w:t>
             </w:r>
           </w:p>
         </w:tc>
@@ -17831,7 +17873,7 @@
                 <w:color w:val="1C3A36"/>
                 <w:sz w:val="16"/>
               </w:rPr>
-              <w:t>4,862</w:t>
+              <w:t>5,453</w:t>
             </w:r>
           </w:p>
         </w:tc>
@@ -17849,7 +17891,7 @@
                 <w:color w:val="1C3A36"/>
                 <w:sz w:val="16"/>
               </w:rPr>
-              <w:t>5,273</w:t>
+              <w:t>5,968</w:t>
             </w:r>
           </w:p>
         </w:tc>
@@ -17867,7 +17909,7 @@
                 <w:color w:val="1C3A36"/>
                 <w:sz w:val="16"/>
               </w:rPr>
-              <w:t>5,617</w:t>
+              <w:t>6,407</w:t>
             </w:r>
           </w:p>
         </w:tc>
@@ -17885,7 +17927,7 @@
                 <w:color w:val="1C3A36"/>
                 <w:sz w:val="16"/>
               </w:rPr>
-              <w:t>6,028</w:t>
+              <w:t>6,917</w:t>
             </w:r>
           </w:p>
         </w:tc>
@@ -17976,7 +18018,7 @@
                 <w:color w:val="1C3A36"/>
                 <w:sz w:val="16"/>
               </w:rPr>
-              <w:t>(1,070)</w:t>
+              <w:t>(1,189)</w:t>
             </w:r>
           </w:p>
         </w:tc>
@@ -17994,7 +18036,7 @@
                 <w:color w:val="1C3A36"/>
                 <w:sz w:val="16"/>
               </w:rPr>
-              <w:t>(1,158)</w:t>
+              <w:t>(1,299)</w:t>
             </w:r>
           </w:p>
         </w:tc>
@@ -18012,7 +18054,7 @@
                 <w:color w:val="1C3A36"/>
                 <w:sz w:val="16"/>
               </w:rPr>
-              <w:t>(1,256)</w:t>
+              <w:t>(1,421)</w:t>
             </w:r>
           </w:p>
         </w:tc>
@@ -18030,7 +18072,7 @@
                 <w:color w:val="1C3A36"/>
                 <w:sz w:val="16"/>
               </w:rPr>
-              <w:t>(1,338)</w:t>
+              <w:t>(1,526)</w:t>
             </w:r>
           </w:p>
         </w:tc>
@@ -18048,7 +18090,7 @@
                 <w:color w:val="1C3A36"/>
                 <w:sz w:val="16"/>
               </w:rPr>
-              <w:t>(1,436)</w:t>
+              <w:t>(1,648)</w:t>
             </w:r>
           </w:p>
         </w:tc>
@@ -18149,7 +18191,7 @@
                 <w:color w:val="1C3A36"/>
                 <w:sz w:val="16"/>
               </w:rPr>
-              <w:t>3,424</w:t>
+              <w:t>3,804</w:t>
             </w:r>
           </w:p>
         </w:tc>
@@ -18169,7 +18211,7 @@
                 <w:color w:val="1C3A36"/>
                 <w:sz w:val="16"/>
               </w:rPr>
-              <w:t>3,704</w:t>
+              <w:t>4,154</w:t>
             </w:r>
           </w:p>
         </w:tc>
@@ -18189,7 +18231,7 @@
                 <w:color w:val="1C3A36"/>
                 <w:sz w:val="16"/>
               </w:rPr>
-              <w:t>4,017</w:t>
+              <w:t>4,546</w:t>
             </w:r>
           </w:p>
         </w:tc>
@@ -18209,7 +18251,7 @@
                 <w:color w:val="1C3A36"/>
                 <w:sz w:val="16"/>
               </w:rPr>
-              <w:t>4,279</w:t>
+              <w:t>4,881</w:t>
             </w:r>
           </w:p>
         </w:tc>
@@ -18229,7 +18271,7 @@
                 <w:color w:val="1C3A36"/>
                 <w:sz w:val="16"/>
               </w:rPr>
-              <w:t>4,592</w:t>
+              <w:t>5,269</w:t>
             </w:r>
           </w:p>
         </w:tc>
@@ -18320,7 +18362,7 @@
                 <w:color w:val="1C3A36"/>
                 <w:sz w:val="16"/>
               </w:rPr>
-              <w:t>9.13</w:t>
+              <w:t>10.15</w:t>
             </w:r>
           </w:p>
         </w:tc>
@@ -18338,7 +18380,7 @@
                 <w:color w:val="1C3A36"/>
                 <w:sz w:val="16"/>
               </w:rPr>
-              <w:t>9.88</w:t>
+              <w:t>11.08</w:t>
             </w:r>
           </w:p>
         </w:tc>
@@ -18356,7 +18398,7 @@
                 <w:color w:val="1C3A36"/>
                 <w:sz w:val="16"/>
               </w:rPr>
-              <w:t>10.72</w:t>
+              <w:t>12.13</w:t>
             </w:r>
           </w:p>
         </w:tc>
@@ -18374,7 +18416,7 @@
                 <w:color w:val="1C3A36"/>
                 <w:sz w:val="16"/>
               </w:rPr>
-              <w:t>11.42</w:t>
+              <w:t>13.02</w:t>
             </w:r>
           </w:p>
         </w:tc>
@@ -18392,7 +18434,7 @@
                 <w:color w:val="1C3A36"/>
                 <w:sz w:val="16"/>
               </w:rPr>
-              <w:t>12.25</w:t>
+              <w:t>14.06</w:t>
             </w:r>
           </w:p>
         </w:tc>
@@ -18733,7 +18775,7 @@
                 <w:color w:val="1C3A36"/>
                 <w:sz w:val="16"/>
               </w:rPr>
-              <w:t>8,301</w:t>
+              <w:t>8,470</w:t>
             </w:r>
           </w:p>
         </w:tc>
@@ -18753,7 +18795,7 @@
                 <w:color w:val="1C3A36"/>
                 <w:sz w:val="16"/>
               </w:rPr>
-              <w:t>9,946</w:t>
+              <w:t>10,315</w:t>
             </w:r>
           </w:p>
         </w:tc>
@@ -18773,7 +18815,7 @@
                 <w:color w:val="1C3A36"/>
                 <w:sz w:val="16"/>
               </w:rPr>
-              <w:t>11,729</w:t>
+              <w:t>12,333</w:t>
             </w:r>
           </w:p>
         </w:tc>
@@ -18793,7 +18835,7 @@
                 <w:color w:val="1C3A36"/>
                 <w:sz w:val="16"/>
               </w:rPr>
-              <w:t>13,629</w:t>
+              <w:t>14,500</w:t>
             </w:r>
           </w:p>
         </w:tc>
@@ -18813,7 +18855,7 @@
                 <w:color w:val="1C3A36"/>
                 <w:sz w:val="16"/>
               </w:rPr>
-              <w:t>15,668</w:t>
+              <w:t>16,840</w:t>
             </w:r>
           </w:p>
         </w:tc>
@@ -18904,7 +18946,7 @@
                 <w:color w:val="1C3A36"/>
                 <w:sz w:val="16"/>
               </w:rPr>
-              <w:t>2,222</w:t>
+              <w:t>2,370</w:t>
             </w:r>
           </w:p>
         </w:tc>
@@ -18922,7 +18964,7 @@
                 <w:color w:val="1C3A36"/>
                 <w:sz w:val="16"/>
               </w:rPr>
-              <w:t>3,051</w:t>
+              <w:t>3,414</w:t>
             </w:r>
           </w:p>
         </w:tc>
@@ -18940,7 +18982,7 @@
                 <w:color w:val="1C3A36"/>
                 <w:sz w:val="16"/>
               </w:rPr>
-              <w:t>4,020</w:t>
+              <w:t>4,637</w:t>
             </w:r>
           </w:p>
         </w:tc>
@@ -18958,7 +19000,7 @@
                 <w:color w:val="1C3A36"/>
                 <w:sz w:val="16"/>
               </w:rPr>
-              <w:t>5,127</w:t>
+              <w:t>6,036</w:t>
             </w:r>
           </w:p>
         </w:tc>
@@ -18976,7 +19018,7 @@
                 <w:color w:val="1C3A36"/>
                 <w:sz w:val="16"/>
               </w:rPr>
-              <w:t>6,384</w:t>
+              <w:t>7,623</w:t>
             </w:r>
           </w:p>
         </w:tc>
@@ -19230,7 +19272,7 @@
                 <w:color w:val="1C3A36"/>
                 <w:sz w:val="16"/>
               </w:rPr>
-              <w:t>-1,087</w:t>
+              <w:t>-1,235</w:t>
             </w:r>
           </w:p>
         </w:tc>
@@ -19248,7 +19290,7 @@
                 <w:color w:val="1C3A36"/>
                 <w:sz w:val="16"/>
               </w:rPr>
-              <w:t>-1,916</w:t>
+              <w:t>-2,279</w:t>
             </w:r>
           </w:p>
         </w:tc>
@@ -19266,7 +19308,7 @@
                 <w:color w:val="1C3A36"/>
                 <w:sz w:val="16"/>
               </w:rPr>
-              <w:t>-2,885</w:t>
+              <w:t>-3,502</w:t>
             </w:r>
           </w:p>
         </w:tc>
@@ -19284,7 +19326,7 @@
                 <w:color w:val="1C3A36"/>
                 <w:sz w:val="16"/>
               </w:rPr>
-              <w:t>-3,992</w:t>
+              <w:t>-4,901</w:t>
             </w:r>
           </w:p>
         </w:tc>
@@ -19302,7 +19344,7 @@
                 <w:color w:val="1C3A36"/>
                 <w:sz w:val="16"/>
               </w:rPr>
-              <w:t>-5,249</w:t>
+              <w:t>-6,488</w:t>
             </w:r>
           </w:p>
         </w:tc>
@@ -19393,7 +19435,7 @@
                 <w:color w:val="1C3A36"/>
                 <w:sz w:val="16"/>
               </w:rPr>
-              <w:t>4,161</w:t>
+              <w:t>4,330</w:t>
             </w:r>
           </w:p>
         </w:tc>
@@ -19411,7 +19453,7 @@
                 <w:color w:val="1C3A36"/>
                 <w:sz w:val="16"/>
               </w:rPr>
-              <w:t>5,805</w:t>
+              <w:t>6,174</w:t>
             </w:r>
           </w:p>
         </w:tc>
@@ -19429,7 +19471,7 @@
                 <w:color w:val="1C3A36"/>
                 <w:sz w:val="16"/>
               </w:rPr>
-              <w:t>7,589</w:t>
+              <w:t>8,193</w:t>
             </w:r>
           </w:p>
         </w:tc>
@@ -19447,7 +19489,7 @@
                 <w:color w:val="1C3A36"/>
                 <w:sz w:val="16"/>
               </w:rPr>
-              <w:t>9,489</w:t>
+              <w:t>10,360</w:t>
             </w:r>
           </w:p>
         </w:tc>
@@ -19465,7 +19507,7 @@
                 <w:color w:val="1C3A36"/>
                 <w:sz w:val="16"/>
               </w:rPr>
-              <w:t>11,528</w:t>
+              <w:t>12,700</w:t>
             </w:r>
           </w:p>
         </w:tc>
@@ -19556,7 +19598,7 @@
                 <w:color w:val="1C3A36"/>
                 <w:sz w:val="16"/>
               </w:rPr>
-              <w:t>11.10</w:t>
+              <w:t>11.55</w:t>
             </w:r>
           </w:p>
         </w:tc>
@@ -19574,7 +19616,7 @@
                 <w:color w:val="1C3A36"/>
                 <w:sz w:val="16"/>
               </w:rPr>
-              <w:t>15.49</w:t>
+              <w:t>16.47</w:t>
             </w:r>
           </w:p>
         </w:tc>
@@ -19592,7 +19634,7 @@
                 <w:color w:val="1C3A36"/>
                 <w:sz w:val="16"/>
               </w:rPr>
-              <w:t>20.24</w:t>
+              <w:t>21.86</w:t>
             </w:r>
           </w:p>
         </w:tc>
@@ -19610,7 +19652,7 @@
                 <w:color w:val="1C3A36"/>
                 <w:sz w:val="16"/>
               </w:rPr>
-              <w:t>25.31</w:t>
+              <w:t>27.64</w:t>
             </w:r>
           </w:p>
         </w:tc>
@@ -19628,7 +19670,7 @@
                 <w:color w:val="1C3A36"/>
                 <w:sz w:val="16"/>
               </w:rPr>
-              <w:t>30.75</w:t>
+              <w:t>33.88</w:t>
             </w:r>
           </w:p>
         </w:tc>
@@ -19719,7 +19761,7 @@
                 <w:color w:val="1C3A36"/>
                 <w:sz w:val="16"/>
               </w:rPr>
-              <w:t>82.3%</w:t>
+              <w:t>87.9%</w:t>
             </w:r>
           </w:p>
         </w:tc>
@@ -19737,7 +19779,7 @@
                 <w:color w:val="1C3A36"/>
                 <w:sz w:val="16"/>
               </w:rPr>
-              <w:t>63.8%</w:t>
+              <w:t>67.3%</w:t>
             </w:r>
           </w:p>
         </w:tc>
@@ -19755,7 +19797,7 @@
                 <w:color w:val="1C3A36"/>
                 <w:sz w:val="16"/>
               </w:rPr>
-              <w:t>52.9%</w:t>
+              <w:t>55.5%</w:t>
             </w:r>
           </w:p>
         </w:tc>
@@ -19773,7 +19815,7 @@
                 <w:color w:val="1C3A36"/>
                 <w:sz w:val="16"/>
               </w:rPr>
-              <w:t>45.1%</w:t>
+              <w:t>47.1%</w:t>
             </w:r>
           </w:p>
         </w:tc>
@@ -19791,7 +19833,7 @@
                 <w:color w:val="1C3A36"/>
                 <w:sz w:val="16"/>
               </w:rPr>
-              <w:t>39.8%</w:t>
+              <w:t>41.5%</w:t>
             </w:r>
           </w:p>
         </w:tc>
@@ -20008,7 +20050,7 @@
                 <w:color w:val="1C3A36"/>
                 <w:sz w:val="17"/>
               </w:rPr>
-              <w:t>3,424</w:t>
+              <w:t>3,804</w:t>
             </w:r>
           </w:p>
         </w:tc>
@@ -20026,7 +20068,7 @@
                 <w:color w:val="1C3A36"/>
                 <w:sz w:val="17"/>
               </w:rPr>
-              <w:t>3,704</w:t>
+              <w:t>4,154</w:t>
             </w:r>
           </w:p>
         </w:tc>
@@ -20044,7 +20086,7 @@
                 <w:color w:val="1C3A36"/>
                 <w:sz w:val="17"/>
               </w:rPr>
-              <w:t>4,017</w:t>
+              <w:t>4,546</w:t>
             </w:r>
           </w:p>
         </w:tc>
@@ -20062,7 +20104,7 @@
                 <w:color w:val="1C3A36"/>
                 <w:sz w:val="17"/>
               </w:rPr>
-              <w:t>4,279</w:t>
+              <w:t>4,881</w:t>
             </w:r>
           </w:p>
         </w:tc>
@@ -20080,7 +20122,7 @@
                 <w:color w:val="1C3A36"/>
                 <w:sz w:val="17"/>
               </w:rPr>
-              <w:t>4,592</w:t>
+              <w:t>5,269</w:t>
             </w:r>
           </w:p>
         </w:tc>
@@ -20117,7 +20159,7 @@
                 <w:color w:val="1C3A36"/>
                 <w:sz w:val="17"/>
               </w:rPr>
-              <w:t>326</w:t>
+              <w:t>344</w:t>
             </w:r>
           </w:p>
         </w:tc>
@@ -20135,7 +20177,7 @@
                 <w:color w:val="1C3A36"/>
                 <w:sz w:val="17"/>
               </w:rPr>
-              <w:t>382</w:t>
+              <w:t>404</w:t>
             </w:r>
           </w:p>
         </w:tc>
@@ -20153,7 +20195,7 @@
                 <w:color w:val="1C3A36"/>
                 <w:sz w:val="17"/>
               </w:rPr>
-              <w:t>445</w:t>
+              <w:t>472</w:t>
             </w:r>
           </w:p>
         </w:tc>
@@ -20171,7 +20213,7 @@
                 <w:color w:val="1C3A36"/>
                 <w:sz w:val="17"/>
               </w:rPr>
-              <w:t>510</w:t>
+              <w:t>541</w:t>
             </w:r>
           </w:p>
         </w:tc>
@@ -20189,7 +20231,7 @@
                 <w:color w:val="1C3A36"/>
                 <w:sz w:val="17"/>
               </w:rPr>
-              <w:t>578</w:t>
+              <w:t>615</w:t>
             </w:r>
           </w:p>
         </w:tc>
@@ -20226,7 +20268,7 @@
                 <w:color w:val="1C3A36"/>
                 <w:sz w:val="17"/>
               </w:rPr>
-              <w:t>-69</w:t>
+              <w:t>-108</w:t>
             </w:r>
           </w:p>
         </w:tc>
@@ -20244,7 +20286,7 @@
                 <w:color w:val="1C3A36"/>
                 <w:sz w:val="17"/>
               </w:rPr>
-              <w:t>-136</w:t>
+              <w:t>-143</w:t>
             </w:r>
           </w:p>
         </w:tc>
@@ -20262,7 +20304,7 @@
                 <w:color w:val="1C3A36"/>
                 <w:sz w:val="17"/>
               </w:rPr>
-              <w:t>-143</w:t>
+              <w:t>-151</w:t>
             </w:r>
           </w:p>
         </w:tc>
@@ -20280,7 +20322,7 @@
                 <w:color w:val="1C3A36"/>
                 <w:sz w:val="17"/>
               </w:rPr>
-              <w:t>-130</w:t>
+              <w:t>-137</w:t>
             </w:r>
           </w:p>
         </w:tc>
@@ -20298,7 +20340,7 @@
                 <w:color w:val="1C3A36"/>
                 <w:sz w:val="17"/>
               </w:rPr>
-              <w:t>-131</w:t>
+              <w:t>-137</w:t>
             </w:r>
           </w:p>
         </w:tc>
@@ -20444,7 +20486,7 @@
                 <w:color w:val="1C3A36"/>
                 <w:sz w:val="17"/>
               </w:rPr>
-              <w:t>-1,903</w:t>
+              <w:t>-2,115</w:t>
             </w:r>
           </w:p>
         </w:tc>
@@ -20462,7 +20504,7 @@
                 <w:color w:val="1C3A36"/>
                 <w:sz w:val="17"/>
               </w:rPr>
-              <w:t>-2,059</w:t>
+              <w:t>-2,310</w:t>
             </w:r>
           </w:p>
         </w:tc>
@@ -20480,7 +20522,7 @@
                 <w:color w:val="1C3A36"/>
                 <w:sz w:val="17"/>
               </w:rPr>
-              <w:t>-2,233</w:t>
+              <w:t>-2,528</w:t>
             </w:r>
           </w:p>
         </w:tc>
@@ -20498,7 +20540,7 @@
                 <w:color w:val="1C3A36"/>
                 <w:sz w:val="17"/>
               </w:rPr>
-              <w:t>-2,379</w:t>
+              <w:t>-2,714</w:t>
             </w:r>
           </w:p>
         </w:tc>
@@ -20516,7 +20558,7 @@
                 <w:color w:val="1C3A36"/>
                 <w:sz w:val="17"/>
               </w:rPr>
-              <w:t>-2,553</w:t>
+              <w:t>-2,930</w:t>
             </w:r>
           </w:p>
         </w:tc>
@@ -20557,7 +20599,7 @@
                 <w:color w:val="1C3A36"/>
                 <w:sz w:val="17"/>
               </w:rPr>
-              <w:t>2,222</w:t>
+              <w:t>2,370</w:t>
             </w:r>
           </w:p>
         </w:tc>
@@ -20577,7 +20619,7 @@
                 <w:color w:val="1C3A36"/>
                 <w:sz w:val="17"/>
               </w:rPr>
-              <w:t>3,051</w:t>
+              <w:t>3,414</w:t>
             </w:r>
           </w:p>
         </w:tc>
@@ -20597,7 +20639,7 @@
                 <w:color w:val="1C3A36"/>
                 <w:sz w:val="17"/>
               </w:rPr>
-              <w:t>4,020</w:t>
+              <w:t>4,637</w:t>
             </w:r>
           </w:p>
         </w:tc>
@@ -20617,7 +20659,7 @@
                 <w:color w:val="1C3A36"/>
                 <w:sz w:val="17"/>
               </w:rPr>
-              <w:t>5,127</w:t>
+              <w:t>6,036</w:t>
             </w:r>
           </w:p>
         </w:tc>
@@ -20637,7 +20679,7 @@
                 <w:color w:val="1C3A36"/>
                 <w:sz w:val="17"/>
               </w:rPr>
-              <w:t>6,384</w:t>
+              <w:t>7,623</w:t>
             </w:r>
           </w:p>
         </w:tc>
@@ -20674,7 +20716,7 @@
                 <w:color w:val="1C3A36"/>
                 <w:sz w:val="17"/>
               </w:rPr>
-              <w:t>1,072</w:t>
+              <w:t>1,465</w:t>
             </w:r>
           </w:p>
         </w:tc>
@@ -20692,7 +20734,7 @@
                 <w:color w:val="1C3A36"/>
                 <w:sz w:val="17"/>
               </w:rPr>
-              <w:t>2,736</w:t>
+              <w:t>3,187</w:t>
             </w:r>
           </w:p>
         </w:tc>
@@ -20710,7 +20752,7 @@
                 <w:color w:val="1C3A36"/>
                 <w:sz w:val="17"/>
               </w:rPr>
-              <w:t>2,990</w:t>
+              <w:t>3,505</w:t>
             </w:r>
           </w:p>
         </w:tc>
@@ -20728,7 +20770,7 @@
                 <w:color w:val="1C3A36"/>
                 <w:sz w:val="17"/>
               </w:rPr>
-              <w:t>3,209</w:t>
+              <w:t>3,782</w:t>
             </w:r>
           </w:p>
         </w:tc>
@@ -20746,7 +20788,7 @@
                 <w:color w:val="1C3A36"/>
                 <w:sz w:val="17"/>
               </w:rPr>
-              <w:t>3,453</w:t>
+              <w:t>4,084</w:t>
             </w:r>
           </w:p>
         </w:tc>
@@ -21576,7 +21618,7 @@
           <w:color w:val="1C3A36"/>
           <w:sz w:val="21"/>
         </w:rPr>
-        <w:t>EGP 58.81 to EGP 78.94, central EGP 68.87 (+16.7% against the market price of EGP 59.00).</w:t>
+        <w:t>EGP 55.51 to EGP 75.63, central EGP 65.57 (+11.1% against the market price of EGP 59.00).</w:t>
       </w:r>
     </w:p>
     <w:p>
@@ -21590,7 +21632,7 @@
           <w:color w:val="1C3A36"/>
           <w:sz w:val="21"/>
         </w:rPr>
-        <w:t>Values the plant, not the earnings stream. The audited accounts put net property, plant and equipment at EGP 2522mn and assets under construction at a further EGP 392mn, on a book carried at pre-devaluation historic cost. Five million tonnes of grey cement capacity costs about USD 130 per annual tonne to build; nobody pays that in a market carrying 76Mt of capacity against 54Mt of consumption, so the justified figure is marked to USD 95. Against that the market is paying USD 80 per annual tonne.</w:t>
+        <w:t>Values the plant, not the earnings stream. The audited accounts put net property, plant and equipment at EGP 2522mn and assets under construction at a further EGP 392mn, on a book carried at pre-devaluation historic cost. Five million tonnes of grey cement capacity costs about USD 130 per annual tonne to build; nobody pays that in a market carrying 76Mt of capacity against 54Mt of consumption, so the justified figure is marked to USD 95. Against that the market is paying USD 85 per annual tonne.</w:t>
       </w:r>
     </w:p>
     <w:p>
@@ -21650,7 +21692,7 @@
           <w:color w:val="1C3A36"/>
           <w:sz w:val="21"/>
         </w:rPr>
-        <w:t>EGP 46.12 to EGP 59.78, central EGP 52.95 (-10.3% against the market price of EGP 59.00).</w:t>
+        <w:t>EGP 42.81 to EGP 56.47, central EGP 49.64 (-15.9% against the market price of EGP 59.00).</w:t>
       </w:r>
     </w:p>
     <w:p>
@@ -21724,7 +21766,7 @@
           <w:color w:val="1C3A36"/>
           <w:sz w:val="21"/>
         </w:rPr>
-        <w:t>EGP 46.45 to EGP 60.21, central EGP 52.35 (-11.3% against the market price of EGP 59.00).</w:t>
+        <w:t>EGP 50.38 to EGP 66.56, central EGP 57.32 (-2.9% against the market price of EGP 59.00).</w:t>
       </w:r>
     </w:p>
     <w:p>
@@ -21738,7 +21780,7 @@
           <w:color w:val="1C3A36"/>
           <w:sz w:val="21"/>
         </w:rPr>
-        <w:t>Ignores the terminal value and asks what the cash stream is worth to someone who has to be paid in cash. Average free cash flow to the firm across FY2027-FY2030 is EGP 3097mn; required at a 17.5% cash return that is a business worth EGP 17697mn before net cash of EGP 1926mn is added back. This is not hypothetical: the company declared EGP 2002mn for FY2025 on EGP 3600mn of attributable profit, a 56% payout, and the audited cash flow shows EGP 1702mn actually paid out during 2025.</w:t>
+        <w:t>Ignores the terminal value and asks what the cash stream is worth to someone who has to be paid in cash. Average free cash flow to the firm across FY2027-FY2030 is EGP 3640mn; required at a 17.5% cash return that is a business worth EGP 20799mn before net cash of EGP 687mn is added back. This is not hypothetical: the company declared EGP 2002mn for FY2025 on EGP 3600mn of attributable profit, a 56% payout, and the audited cash flow shows EGP 1702mn actually paid out during 2025.</w:t>
       </w:r>
     </w:p>
     <w:p>
@@ -21761,7 +21803,7 @@
           <w:color w:val="1C3A36"/>
           <w:sz w:val="21"/>
         </w:rPr>
-        <w:t>A required cash return above 20% takes this valuation to EGP 46.45. So would maintenance capital spending materially above the USD 4.00 per tonne assumed here — the audited FY2024 and FY2025 capex of EGP 912mn and EGP 796mn is the number to watch, and both years carried the alternative-fuel and silo programmes on top of maintenance.</w:t>
+        <w:t>A required cash return above 20% takes this valuation to EGP 50.38. So would maintenance capital spending materially above the USD 4.00 per tonne assumed here — the audited FY2024 and FY2025 capex of EGP 912mn and EGP 796mn is the number to watch, and both years carried the alternative-fuel and silo programmes on top of maintenance.</w:t>
       </w:r>
     </w:p>
     <w:tbl>
@@ -21921,7 +21963,7 @@
                 <w:color w:val="1C3A36"/>
                 <w:sz w:val="18"/>
               </w:rPr>
-              <w:t>58.81</w:t>
+              <w:t>55.51</w:t>
             </w:r>
           </w:p>
         </w:tc>
@@ -21939,7 +21981,7 @@
                 <w:color w:val="1C3A36"/>
                 <w:sz w:val="18"/>
               </w:rPr>
-              <w:t>68.87</w:t>
+              <w:t>65.57</w:t>
             </w:r>
           </w:p>
         </w:tc>
@@ -21957,7 +21999,7 @@
                 <w:color w:val="1C3A36"/>
                 <w:sz w:val="18"/>
               </w:rPr>
-              <w:t>78.94</w:t>
+              <w:t>75.63</w:t>
             </w:r>
           </w:p>
         </w:tc>
@@ -21975,7 +22017,7 @@
                 <w:color w:val="1C3A36"/>
                 <w:sz w:val="18"/>
               </w:rPr>
-              <w:t>+16.7%</w:t>
+              <w:t>+11.1%</w:t>
             </w:r>
           </w:p>
         </w:tc>
@@ -22012,7 +22054,7 @@
                 <w:color w:val="1C3A36"/>
                 <w:sz w:val="18"/>
               </w:rPr>
-              <w:t>46.12</w:t>
+              <w:t>42.81</w:t>
             </w:r>
           </w:p>
         </w:tc>
@@ -22030,7 +22072,7 @@
                 <w:color w:val="1C3A36"/>
                 <w:sz w:val="18"/>
               </w:rPr>
-              <w:t>52.95</w:t>
+              <w:t>49.64</w:t>
             </w:r>
           </w:p>
         </w:tc>
@@ -22048,7 +22090,7 @@
                 <w:color w:val="1C3A36"/>
                 <w:sz w:val="18"/>
               </w:rPr>
-              <w:t>59.78</w:t>
+              <w:t>56.47</w:t>
             </w:r>
           </w:p>
         </w:tc>
@@ -22066,7 +22108,7 @@
                 <w:color w:val="1C3A36"/>
                 <w:sz w:val="18"/>
               </w:rPr>
-              <w:t>-10.3%</w:t>
+              <w:t>-15.9%</w:t>
             </w:r>
           </w:p>
         </w:tc>
@@ -22103,7 +22145,7 @@
                 <w:color w:val="1C3A36"/>
                 <w:sz w:val="18"/>
               </w:rPr>
-              <w:t>46.45</w:t>
+              <w:t>50.38</w:t>
             </w:r>
           </w:p>
         </w:tc>
@@ -22121,7 +22163,7 @@
                 <w:color w:val="1C3A36"/>
                 <w:sz w:val="18"/>
               </w:rPr>
-              <w:t>52.35</w:t>
+              <w:t>57.32</w:t>
             </w:r>
           </w:p>
         </w:tc>
@@ -22139,7 +22181,7 @@
                 <w:color w:val="1C3A36"/>
                 <w:sz w:val="18"/>
               </w:rPr>
-              <w:t>60.21</w:t>
+              <w:t>66.56</w:t>
             </w:r>
           </w:p>
         </w:tc>
@@ -22157,7 +22199,7 @@
                 <w:color w:val="1C3A36"/>
                 <w:sz w:val="18"/>
               </w:rPr>
-              <w:t>-11.3%</w:t>
+              <w:t>-2.9%</w:t>
             </w:r>
           </w:p>
         </w:tc>
@@ -22218,7 +22260,7 @@
                 <w:color w:val="1C3A36"/>
                 <w:sz w:val="18"/>
               </w:rPr>
-              <w:t>52.95</w:t>
+              <w:t>57.32</w:t>
             </w:r>
           </w:p>
         </w:tc>
@@ -22258,7 +22300,7 @@
                 <w:color w:val="1C3A36"/>
                 <w:sz w:val="18"/>
               </w:rPr>
-              <w:t>-10.3%</w:t>
+              <w:t>-2.9%</w:t>
             </w:r>
           </w:p>
         </w:tc>
